--- a/word/Capsula_11_Haz_seguimiento_a_tus_estudiantes.docx
+++ b/word/Capsula_11_Haz_seguimiento_a_tus_estudiantes.docx
@@ -2,6 +2,52 @@
 <file path=word/document.xml><?xml version="1.0" encoding="utf-8"?>
 <w:document xmlns:wpc="http://schemas.microsoft.com/office/word/2010/wordprocessingCanvas" xmlns:mc="http://schemas.openxmlformats.org/markup-compatibility/2006" xmlns:o="urn:schemas-microsoft-com:office:office" xmlns:r="http://schemas.openxmlformats.org/officeDocument/2006/relationships" xmlns:m="http://schemas.openxmlformats.org/officeDocument/2006/math" xmlns:v="urn:schemas-microsoft-com:vml" xmlns:wp14="http://schemas.microsoft.com/office/word/2010/wordprocessingDrawing" xmlns:wp="http://schemas.openxmlformats.org/drawingml/2006/wordprocessingDrawing" xmlns:w10="urn:schemas-microsoft-com:office:word" xmlns:w="http://schemas.openxmlformats.org/wordprocessingml/2006/main" xmlns:w14="http://schemas.microsoft.com/office/word/2010/wordml" xmlns:w15="http://schemas.microsoft.com/office/word/2012/wordml" xmlns:wpg="http://schemas.microsoft.com/office/word/2010/wordprocessingGroup" xmlns:wpi="http://schemas.microsoft.com/office/word/2010/wordprocessingInk" xmlns:wne="http://schemas.microsoft.com/office/word/2006/wordml" xmlns:wps="http://schemas.microsoft.com/office/word/2010/wordprocessingShape" xmlns:cx="http://schemas.microsoft.com/office/drawing/2014/chartex" xmlns:cx1="http://schemas.microsoft.com/office/drawing/2015/9/8/chartex" xmlns:cx2="http://schemas.microsoft.com/office/drawing/2015/10/21/chartex" xmlns:cx3="http://schemas.microsoft.com/office/drawing/2016/5/9/chartex" xmlns:cx4="http://schemas.microsoft.com/office/drawing/2016/5/10/chartex" xmlns:cx5="http://schemas.microsoft.com/office/drawing/2016/5/11/chartex" xmlns:cx6="http://schemas.microsoft.com/office/drawing/2016/5/12/chartex" xmlns:cx7="http://schemas.microsoft.com/office/drawing/2016/5/13/chartex" xmlns:cx8="http://schemas.microsoft.com/office/drawing/2016/5/14/chartex" xmlns:aink="http://schemas.microsoft.com/office/drawing/2016/ink" xmlns:am3d="http://schemas.microsoft.com/office/drawing/2017/model3d" xmlns:w16cex="http://schemas.microsoft.com/office/word/2018/wordml/cex" xmlns:w16cid="http://schemas.microsoft.com/office/word/2016/wordml/cid" xmlns:w16="http://schemas.microsoft.com/office/word/2018/wordml" xmlns:w16sdtdh="http://schemas.microsoft.com/office/word/2020/wordml/sdtdatahash" xmlns:w16se="http://schemas.microsoft.com/office/word/2015/wordml/symex" mc:Ignorable="w14 w15 wp14">
   <w:body>
+    <w:p>
+      <w:pPr>
+        <w:spacing w:after="200"/>
+        <w:jc w:val="center"/>
+      </w:pPr>
+      <w:r>
+        <w:drawing>
+          <wp:inline distT="0" distB="0" distL="0" distR="0">
+            <wp:extent cx="5143500" cy="914400"/>
+            <wp:effectExtent t="0" r="0" b="0" l="0"/>
+            <wp:docPr id="11" name="logos" descr="Universidad de San Buenaventura, Acreditación Institucional Multicampus de Alta Calidad y CEA" title="Logos institucionales"/>
+            <wp:cNvGraphicFramePr>
+              <a:graphicFrameLocks xmlns:a="http://schemas.openxmlformats.org/drawingml/2006/main" noChangeAspect="1"/>
+            </wp:cNvGraphicFramePr>
+            <a:graphic xmlns:a="http://schemas.openxmlformats.org/drawingml/2006/main">
+              <a:graphicData uri="http://schemas.openxmlformats.org/drawingml/2006/picture">
+                <pic:pic xmlns:pic="http://schemas.openxmlformats.org/drawingml/2006/picture">
+                  <pic:nvPicPr>
+                    <pic:cNvPr id="0" name="" descr=""/>
+                    <pic:cNvPicPr>
+                      <a:picLocks noChangeAspect="1" noChangeArrowheads="1"/>
+                    </pic:cNvPicPr>
+                  </pic:nvPicPr>
+                  <pic:blipFill>
+                    <a:blip r:embed="rId9" cstate="none"/>
+                    <a:srcRect/>
+                    <a:stretch>
+                      <a:fillRect/>
+                    </a:stretch>
+                  </pic:blipFill>
+                  <pic:spPr bwMode="auto">
+                    <a:xfrm>
+                      <a:off x="0" y="0"/>
+                      <a:ext cx="5143500" cy="914400"/>
+                    </a:xfrm>
+                    <a:prstGeom prst="rect">
+                      <a:avLst/>
+                    </a:prstGeom>
+                  </pic:spPr>
+                </pic:pic>
+              </a:graphicData>
+            </a:graphic>
+          </wp:inline>
+        </w:drawing>
+      </w:r>
+    </w:p>
     <w:tbl>
       <w:tblPr>
         <w:tblW w:type="dxa" w:w="10080"/>
@@ -28,7 +74,7 @@
               <w:bottom w:val="none" w:color="FFFFFF" w:sz="0"/>
               <w:right w:val="none" w:color="FFFFFF" w:sz="0"/>
             </w:tcBorders>
-            <w:shd w:fill="6D28D9" w:color="auto" w:val="clear"/>
+            <w:shd w:fill="1D1D1B" w:color="auto" w:val="clear"/>
             <w:tcMar>
               <w:top w:type="dxa" w:w="360"/>
               <w:left w:type="dxa" w:w="360"/>
@@ -72,6 +118,14 @@
         </w:tc>
       </w:tr>
     </w:tbl>
+    <w:p>
+      <w:pPr>
+        <w:pBdr>
+          <w:top w:val="single" w:color="EF7D00" w:sz="36" w:space="0"/>
+        </w:pBdr>
+        <w:spacing w:after="0"/>
+      </w:pPr>
+    </w:p>
     <w:tbl>
       <w:tblPr>
         <w:tblW w:type="dxa" w:w="10080"/>
@@ -81,7 +135,7 @@
           <w:bottom w:val="none" w:color="FFFFFF" w:sz="0"/>
           <w:right w:val="none" w:color="FFFFFF" w:sz="0"/>
           <w:insideH w:val="none" w:color="FFFFFF" w:sz="0"/>
-          <w:insideV w:val="single" w:color="E5E7EB" w:sz="4"/>
+          <w:insideV w:val="single" w:color="E2E2DF" w:sz="4"/>
         </w:tblBorders>
         <w:tblLayout w:type="fixed"/>
       </w:tblPr>
@@ -95,7 +149,7 @@
         <w:tc>
           <w:tcPr>
             <w:tcW w:type="dxa" w:w="2520"/>
-            <w:shd w:fill="F1EBFD" w:color="auto" w:val="clear"/>
+            <w:shd w:fill="EDEDEB" w:color="auto" w:val="clear"/>
             <w:tcMar>
               <w:top w:type="dxa" w:w="140"/>
               <w:left w:type="dxa" w:w="200"/>
@@ -112,7 +166,7 @@
                 <w:rFonts w:ascii="Calibri" w:cs="Calibri" w:eastAsia="Calibri" w:hAnsi="Calibri"/>
                 <w:b/>
                 <w:bCs/>
-                <w:color w:val="4B5563"/>
+                <w:color w:val="5C5C5A"/>
                 <w:spacing w:val="20"/>
                 <w:sz w:val="15"/>
                 <w:szCs w:val="15"/>
@@ -126,7 +180,7 @@
                 <w:rFonts w:ascii="Calibri" w:cs="Calibri" w:eastAsia="Calibri" w:hAnsi="Calibri"/>
                 <w:b/>
                 <w:bCs/>
-                <w:color w:val="1F2937"/>
+                <w:color w:val="1D1D1B"/>
                 <w:sz w:val="20"/>
                 <w:szCs w:val="20"/>
               </w:rPr>
@@ -137,7 +191,7 @@
         <w:tc>
           <w:tcPr>
             <w:tcW w:type="dxa" w:w="2520"/>
-            <w:shd w:fill="F1EBFD" w:color="auto" w:val="clear"/>
+            <w:shd w:fill="EDEDEB" w:color="auto" w:val="clear"/>
             <w:tcMar>
               <w:top w:type="dxa" w:w="140"/>
               <w:left w:type="dxa" w:w="200"/>
@@ -154,7 +208,7 @@
                 <w:rFonts w:ascii="Calibri" w:cs="Calibri" w:eastAsia="Calibri" w:hAnsi="Calibri"/>
                 <w:b/>
                 <w:bCs/>
-                <w:color w:val="4B5563"/>
+                <w:color w:val="5C5C5A"/>
                 <w:spacing w:val="20"/>
                 <w:sz w:val="15"/>
                 <w:szCs w:val="15"/>
@@ -168,7 +222,7 @@
                 <w:rFonts w:ascii="Calibri" w:cs="Calibri" w:eastAsia="Calibri" w:hAnsi="Calibri"/>
                 <w:b/>
                 <w:bCs/>
-                <w:color w:val="1F2937"/>
+                <w:color w:val="1D1D1B"/>
                 <w:sz w:val="20"/>
                 <w:szCs w:val="20"/>
               </w:rPr>
@@ -179,7 +233,7 @@
         <w:tc>
           <w:tcPr>
             <w:tcW w:type="dxa" w:w="2520"/>
-            <w:shd w:fill="F1EBFD" w:color="auto" w:val="clear"/>
+            <w:shd w:fill="EDEDEB" w:color="auto" w:val="clear"/>
             <w:tcMar>
               <w:top w:type="dxa" w:w="140"/>
               <w:left w:type="dxa" w:w="200"/>
@@ -196,7 +250,7 @@
                 <w:rFonts w:ascii="Calibri" w:cs="Calibri" w:eastAsia="Calibri" w:hAnsi="Calibri"/>
                 <w:b/>
                 <w:bCs/>
-                <w:color w:val="4B5563"/>
+                <w:color w:val="5C5C5A"/>
                 <w:spacing w:val="20"/>
                 <w:sz w:val="15"/>
                 <w:szCs w:val="15"/>
@@ -210,7 +264,7 @@
                 <w:rFonts w:ascii="Calibri" w:cs="Calibri" w:eastAsia="Calibri" w:hAnsi="Calibri"/>
                 <w:b/>
                 <w:bCs/>
-                <w:color w:val="1F2937"/>
+                <w:color w:val="1D1D1B"/>
                 <w:sz w:val="20"/>
                 <w:szCs w:val="20"/>
               </w:rPr>
@@ -221,7 +275,7 @@
         <w:tc>
           <w:tcPr>
             <w:tcW w:type="dxa" w:w="2520"/>
-            <w:shd w:fill="F1EBFD" w:color="auto" w:val="clear"/>
+            <w:shd w:fill="EDEDEB" w:color="auto" w:val="clear"/>
             <w:tcMar>
               <w:top w:type="dxa" w:w="140"/>
               <w:left w:type="dxa" w:w="200"/>
@@ -238,7 +292,7 @@
                 <w:rFonts w:ascii="Calibri" w:cs="Calibri" w:eastAsia="Calibri" w:hAnsi="Calibri"/>
                 <w:b/>
                 <w:bCs/>
-                <w:color w:val="4B5563"/>
+                <w:color w:val="5C5C5A"/>
                 <w:spacing w:val="20"/>
                 <w:sz w:val="15"/>
                 <w:szCs w:val="15"/>
@@ -252,7 +306,7 @@
                 <w:rFonts w:ascii="Calibri" w:cs="Calibri" w:eastAsia="Calibri" w:hAnsi="Calibri"/>
                 <w:b/>
                 <w:bCs/>
-                <w:color w:val="1F2937"/>
+                <w:color w:val="1D1D1B"/>
                 <w:sz w:val="20"/>
                 <w:szCs w:val="20"/>
               </w:rPr>
@@ -272,7 +326,7 @@
         <w:pStyle w:val="Heading1"/>
         <w:keepNext/>
         <w:pBdr>
-          <w:bottom w:val="single" w:color="6D28D9" w:sz="8" w:space="4"/>
+          <w:bottom w:val="single" w:color="1D1D1B" w:sz="18" w:space="4"/>
         </w:pBdr>
         <w:spacing w:after="160" w:before="360"/>
       </w:pPr>
@@ -281,11 +335,11 @@
           <w:rFonts w:ascii="Calibri" w:cs="Calibri" w:eastAsia="Calibri" w:hAnsi="Calibri"/>
           <w:b/>
           <w:bCs/>
-          <w:color w:val="6D28D9"/>
-          <w:sz w:val="30"/>
-          <w:szCs w:val="30"/>
-        </w:rPr>
-        <w:t xml:space="preserve">¿Qué lograrás?</w:t>
+          <w:color w:val="1D1D1B"/>
+          <w:sz w:val="28"/>
+          <w:szCs w:val="28"/>
+        </w:rPr>
+        <w:t xml:space="preserve">¿QUÉ LOGRARÁS?</w:t>
       </w:r>
     </w:p>
     <w:tbl>
@@ -310,11 +364,11 @@
             <w:tcW w:type="dxa" w:w="10080"/>
             <w:tcBorders>
               <w:top w:val="none" w:color="FFFFFF" w:sz="0"/>
-              <w:left w:val="single" w:color="6D28D9" w:sz="24"/>
+              <w:left w:val="single" w:color="1D1D1B" w:sz="24"/>
               <w:bottom w:val="none" w:color="FFFFFF" w:sz="0"/>
               <w:right w:val="none" w:color="FFFFFF" w:sz="0"/>
             </w:tcBorders>
-            <w:shd w:fill="F1EBFD" w:color="auto" w:val="clear"/>
+            <w:shd w:fill="EDEDEB" w:color="auto" w:val="clear"/>
             <w:tcMar>
               <w:top w:type="dxa" w:w="160"/>
               <w:left w:type="dxa" w:w="240"/>
@@ -331,7 +385,7 @@
                 <w:rFonts w:ascii="Calibri" w:cs="Calibri" w:eastAsia="Calibri" w:hAnsi="Calibri"/>
                 <w:b/>
                 <w:bCs/>
-                <w:color w:val="6D28D9"/>
+                <w:color w:val="1D1D1B"/>
                 <w:spacing w:val="20"/>
                 <w:sz w:val="17"/>
                 <w:szCs w:val="17"/>
@@ -346,7 +400,7 @@
             <w:r>
               <w:rPr>
                 <w:rFonts w:ascii="Calibri" w:cs="Calibri" w:eastAsia="Calibri" w:hAnsi="Calibri"/>
-                <w:color w:val="1F2937"/>
+                <w:color w:val="1D1D1B"/>
                 <w:sz w:val="23"/>
                 <w:szCs w:val="23"/>
               </w:rPr>
@@ -366,7 +420,7 @@
         <w:pStyle w:val="Heading1"/>
         <w:keepNext/>
         <w:pBdr>
-          <w:bottom w:val="single" w:color="6D28D9" w:sz="8" w:space="4"/>
+          <w:bottom w:val="single" w:color="1D1D1B" w:sz="18" w:space="4"/>
         </w:pBdr>
         <w:spacing w:after="160" w:before="360"/>
       </w:pPr>
@@ -375,11 +429,11 @@
           <w:rFonts w:ascii="Calibri" w:cs="Calibri" w:eastAsia="Calibri" w:hAnsi="Calibri"/>
           <w:b/>
           <w:bCs/>
-          <w:color w:val="6D28D9"/>
-          <w:sz w:val="30"/>
-          <w:szCs w:val="30"/>
-        </w:rPr>
-        <w:t xml:space="preserve">Para empezar</w:t>
+          <w:color w:val="1D1D1B"/>
+          <w:sz w:val="28"/>
+          <w:szCs w:val="28"/>
+        </w:rPr>
+        <w:t xml:space="preserve">PARA EMPEZAR</w:t>
       </w:r>
     </w:p>
     <w:p>
@@ -389,7 +443,7 @@
       <w:r>
         <w:rPr>
           <w:rFonts w:ascii="Calibri" w:cs="Calibri" w:eastAsia="Calibri" w:hAnsi="Calibri"/>
-          <w:color w:val="1F2937"/>
+          <w:color w:val="1D1D1B"/>
           <w:sz w:val="22"/>
           <w:szCs w:val="22"/>
         </w:rPr>
@@ -403,7 +457,7 @@
       <w:r>
         <w:rPr>
           <w:rFonts w:ascii="Calibri" w:cs="Calibri" w:eastAsia="Calibri" w:hAnsi="Calibri"/>
-          <w:color w:val="1F2937"/>
+          <w:color w:val="1D1D1B"/>
           <w:sz w:val="22"/>
           <w:szCs w:val="22"/>
         </w:rPr>
@@ -421,7 +475,7 @@
           <w:rFonts w:ascii="Calibri" w:cs="Calibri" w:eastAsia="Calibri" w:hAnsi="Calibri"/>
           <w:b/>
           <w:bCs/>
-          <w:color w:val="1F2937"/>
+          <w:color w:val="1D1D1B"/>
           <w:sz w:val="23"/>
           <w:szCs w:val="23"/>
         </w:rPr>
@@ -440,7 +494,7 @@
       <w:r>
         <w:rPr>
           <w:rFonts w:ascii="Calibri" w:cs="Calibri" w:eastAsia="Calibri" w:hAnsi="Calibri"/>
-          <w:color w:val="1F2937"/>
+          <w:color w:val="1D1D1B"/>
           <w:sz w:val="22"/>
           <w:szCs w:val="22"/>
         </w:rPr>
@@ -459,7 +513,7 @@
       <w:r>
         <w:rPr>
           <w:rFonts w:ascii="Calibri" w:cs="Calibri" w:eastAsia="Calibri" w:hAnsi="Calibri"/>
-          <w:color w:val="1F2937"/>
+          <w:color w:val="1D1D1B"/>
           <w:sz w:val="22"/>
           <w:szCs w:val="22"/>
         </w:rPr>
@@ -471,7 +525,7 @@
         <w:pStyle w:val="Heading1"/>
         <w:keepNext/>
         <w:pBdr>
-          <w:bottom w:val="single" w:color="6D28D9" w:sz="8" w:space="4"/>
+          <w:bottom w:val="single" w:color="1D1D1B" w:sz="18" w:space="4"/>
         </w:pBdr>
         <w:spacing w:after="160" w:before="360"/>
       </w:pPr>
@@ -480,11 +534,11 @@
           <w:rFonts w:ascii="Calibri" w:cs="Calibri" w:eastAsia="Calibri" w:hAnsi="Calibri"/>
           <w:b/>
           <w:bCs/>
-          <w:color w:val="6D28D9"/>
-          <w:sz w:val="30"/>
-          <w:szCs w:val="30"/>
-        </w:rPr>
-        <w:t xml:space="preserve">Paso a paso</w:t>
+          <w:color w:val="1D1D1B"/>
+          <w:sz w:val="28"/>
+          <w:szCs w:val="28"/>
+        </w:rPr>
+        <w:t xml:space="preserve">PASO A PASO</w:t>
       </w:r>
     </w:p>
     <w:p>
@@ -492,9 +546,9 @@
         <w:pStyle w:val="Heading2"/>
         <w:keepNext/>
         <w:pBdr>
-          <w:left w:val="single" w:color="6D28D9" w:sz="24" w:space="8"/>
+          <w:left w:val="single" w:color="1D1D1B" w:sz="36" w:space="8"/>
         </w:pBdr>
-        <w:shd w:fill="F1EBFD" w:color="auto" w:val="clear"/>
+        <w:shd w:fill="EDEDEB" w:color="auto" w:val="clear"/>
         <w:spacing w:after="100" w:before="280"/>
         <w:ind w:left="160"/>
       </w:pPr>
@@ -503,7 +557,7 @@
           <w:rFonts w:ascii="Calibri" w:cs="Calibri" w:eastAsia="Calibri" w:hAnsi="Calibri"/>
           <w:b/>
           <w:bCs/>
-          <w:color w:val="6D28D9"/>
+          <w:color w:val="1D1D1B"/>
           <w:spacing w:val="20"/>
           <w:sz w:val="18"/>
           <w:szCs w:val="18"/>
@@ -521,7 +575,7 @@
           <w:rFonts w:ascii="Calibri" w:cs="Calibri" w:eastAsia="Calibri" w:hAnsi="Calibri"/>
           <w:b/>
           <w:bCs/>
-          <w:color w:val="1F2937"/>
+          <w:color w:val="1D1D1B"/>
           <w:sz w:val="24"/>
           <w:szCs w:val="24"/>
         </w:rPr>
@@ -540,7 +594,7 @@
       <w:r>
         <w:rPr>
           <w:rFonts w:ascii="Calibri" w:cs="Calibri" w:eastAsia="Calibri" w:hAnsi="Calibri"/>
-          <w:color w:val="1F2937"/>
+          <w:color w:val="1D1D1B"/>
           <w:sz w:val="22"/>
           <w:szCs w:val="22"/>
         </w:rPr>
@@ -559,7 +613,7 @@
       <w:r>
         <w:rPr>
           <w:rFonts w:ascii="Calibri" w:cs="Calibri" w:eastAsia="Calibri" w:hAnsi="Calibri"/>
-          <w:color w:val="1F2937"/>
+          <w:color w:val="1D1D1B"/>
           <w:sz w:val="22"/>
           <w:szCs w:val="22"/>
         </w:rPr>
@@ -578,7 +632,7 @@
       <w:r>
         <w:rPr>
           <w:rFonts w:ascii="Calibri" w:cs="Calibri" w:eastAsia="Calibri" w:hAnsi="Calibri"/>
-          <w:color w:val="1F2937"/>
+          <w:color w:val="1D1D1B"/>
           <w:sz w:val="22"/>
           <w:szCs w:val="22"/>
         </w:rPr>
@@ -607,11 +661,11 @@
             <w:tcW w:type="dxa" w:w="10080"/>
             <w:tcBorders>
               <w:top w:val="none" w:color="FFFFFF" w:sz="0"/>
-              <w:left w:val="single" w:color="B45309" w:sz="24"/>
+              <w:left w:val="single" w:color="EF7D00" w:sz="24"/>
               <w:bottom w:val="none" w:color="FFFFFF" w:sz="0"/>
               <w:right w:val="none" w:color="FFFFFF" w:sz="0"/>
             </w:tcBorders>
-            <w:shd w:fill="FEF6E4" w:color="auto" w:val="clear"/>
+            <w:shd w:fill="FFF4DC" w:color="auto" w:val="clear"/>
             <w:tcMar>
               <w:top w:type="dxa" w:w="160"/>
               <w:left w:type="dxa" w:w="240"/>
@@ -628,7 +682,7 @@
                 <w:rFonts w:ascii="Calibri" w:cs="Calibri" w:eastAsia="Calibri" w:hAnsi="Calibri"/>
                 <w:b/>
                 <w:bCs/>
-                <w:color w:val="B45309"/>
+                <w:color w:val="8A5A00"/>
                 <w:spacing w:val="20"/>
                 <w:sz w:val="17"/>
                 <w:szCs w:val="17"/>
@@ -643,7 +697,7 @@
             <w:r>
               <w:rPr>
                 <w:rFonts w:ascii="Calibri" w:cs="Calibri" w:eastAsia="Calibri" w:hAnsi="Calibri"/>
-                <w:color w:val="1F2937"/>
+                <w:color w:val="1D1D1B"/>
                 <w:sz w:val="22"/>
                 <w:szCs w:val="22"/>
               </w:rPr>
@@ -663,9 +717,9 @@
         <w:pStyle w:val="Heading2"/>
         <w:keepNext/>
         <w:pBdr>
-          <w:left w:val="single" w:color="6D28D9" w:sz="24" w:space="8"/>
+          <w:left w:val="single" w:color="1D1D1B" w:sz="36" w:space="8"/>
         </w:pBdr>
-        <w:shd w:fill="F1EBFD" w:color="auto" w:val="clear"/>
+        <w:shd w:fill="EDEDEB" w:color="auto" w:val="clear"/>
         <w:spacing w:after="100" w:before="280"/>
         <w:ind w:left="160"/>
       </w:pPr>
@@ -674,7 +728,7 @@
           <w:rFonts w:ascii="Calibri" w:cs="Calibri" w:eastAsia="Calibri" w:hAnsi="Calibri"/>
           <w:b/>
           <w:bCs/>
-          <w:color w:val="6D28D9"/>
+          <w:color w:val="1D1D1B"/>
           <w:spacing w:val="20"/>
           <w:sz w:val="18"/>
           <w:szCs w:val="18"/>
@@ -692,7 +746,7 @@
           <w:rFonts w:ascii="Calibri" w:cs="Calibri" w:eastAsia="Calibri" w:hAnsi="Calibri"/>
           <w:b/>
           <w:bCs/>
-          <w:color w:val="1F2937"/>
+          <w:color w:val="1D1D1B"/>
           <w:sz w:val="24"/>
           <w:szCs w:val="24"/>
         </w:rPr>
@@ -711,7 +765,7 @@
       <w:r>
         <w:rPr>
           <w:rFonts w:ascii="Calibri" w:cs="Calibri" w:eastAsia="Calibri" w:hAnsi="Calibri"/>
-          <w:color w:val="1F2937"/>
+          <w:color w:val="1D1D1B"/>
           <w:sz w:val="22"/>
           <w:szCs w:val="22"/>
         </w:rPr>
@@ -730,7 +784,7 @@
       <w:r>
         <w:rPr>
           <w:rFonts w:ascii="Calibri" w:cs="Calibri" w:eastAsia="Calibri" w:hAnsi="Calibri"/>
-          <w:color w:val="1F2937"/>
+          <w:color w:val="1D1D1B"/>
           <w:sz w:val="22"/>
           <w:szCs w:val="22"/>
         </w:rPr>
@@ -742,9 +796,9 @@
         <w:pStyle w:val="Heading2"/>
         <w:keepNext/>
         <w:pBdr>
-          <w:left w:val="single" w:color="6D28D9" w:sz="24" w:space="8"/>
+          <w:left w:val="single" w:color="1D1D1B" w:sz="36" w:space="8"/>
         </w:pBdr>
-        <w:shd w:fill="F1EBFD" w:color="auto" w:val="clear"/>
+        <w:shd w:fill="EDEDEB" w:color="auto" w:val="clear"/>
         <w:spacing w:after="100" w:before="280"/>
         <w:ind w:left="160"/>
       </w:pPr>
@@ -753,7 +807,7 @@
           <w:rFonts w:ascii="Calibri" w:cs="Calibri" w:eastAsia="Calibri" w:hAnsi="Calibri"/>
           <w:b/>
           <w:bCs/>
-          <w:color w:val="6D28D9"/>
+          <w:color w:val="1D1D1B"/>
           <w:spacing w:val="20"/>
           <w:sz w:val="18"/>
           <w:szCs w:val="18"/>
@@ -771,7 +825,7 @@
           <w:rFonts w:ascii="Calibri" w:cs="Calibri" w:eastAsia="Calibri" w:hAnsi="Calibri"/>
           <w:b/>
           <w:bCs/>
-          <w:color w:val="1F2937"/>
+          <w:color w:val="1D1D1B"/>
           <w:sz w:val="24"/>
           <w:szCs w:val="24"/>
         </w:rPr>
@@ -790,7 +844,7 @@
       <w:r>
         <w:rPr>
           <w:rFonts w:ascii="Calibri" w:cs="Calibri" w:eastAsia="Calibri" w:hAnsi="Calibri"/>
-          <w:color w:val="1F2937"/>
+          <w:color w:val="1D1D1B"/>
           <w:sz w:val="22"/>
           <w:szCs w:val="22"/>
         </w:rPr>
@@ -809,7 +863,7 @@
       <w:r>
         <w:rPr>
           <w:rFonts w:ascii="Calibri" w:cs="Calibri" w:eastAsia="Calibri" w:hAnsi="Calibri"/>
-          <w:color w:val="1F2937"/>
+          <w:color w:val="1D1D1B"/>
           <w:sz w:val="22"/>
           <w:szCs w:val="22"/>
         </w:rPr>
@@ -821,9 +875,9 @@
         <w:pStyle w:val="Heading2"/>
         <w:keepNext/>
         <w:pBdr>
-          <w:left w:val="single" w:color="6D28D9" w:sz="24" w:space="8"/>
+          <w:left w:val="single" w:color="1D1D1B" w:sz="36" w:space="8"/>
         </w:pBdr>
-        <w:shd w:fill="F1EBFD" w:color="auto" w:val="clear"/>
+        <w:shd w:fill="EDEDEB" w:color="auto" w:val="clear"/>
         <w:spacing w:after="100" w:before="280"/>
         <w:ind w:left="160"/>
       </w:pPr>
@@ -832,7 +886,7 @@
           <w:rFonts w:ascii="Calibri" w:cs="Calibri" w:eastAsia="Calibri" w:hAnsi="Calibri"/>
           <w:b/>
           <w:bCs/>
-          <w:color w:val="6D28D9"/>
+          <w:color w:val="1D1D1B"/>
           <w:spacing w:val="20"/>
           <w:sz w:val="18"/>
           <w:szCs w:val="18"/>
@@ -850,7 +904,7 @@
           <w:rFonts w:ascii="Calibri" w:cs="Calibri" w:eastAsia="Calibri" w:hAnsi="Calibri"/>
           <w:b/>
           <w:bCs/>
-          <w:color w:val="1F2937"/>
+          <w:color w:val="1D1D1B"/>
           <w:sz w:val="24"/>
           <w:szCs w:val="24"/>
         </w:rPr>
@@ -869,7 +923,7 @@
       <w:r>
         <w:rPr>
           <w:rFonts w:ascii="Calibri" w:cs="Calibri" w:eastAsia="Calibri" w:hAnsi="Calibri"/>
-          <w:color w:val="1F2937"/>
+          <w:color w:val="1D1D1B"/>
           <w:sz w:val="22"/>
           <w:szCs w:val="22"/>
         </w:rPr>
@@ -888,7 +942,7 @@
       <w:r>
         <w:rPr>
           <w:rFonts w:ascii="Calibri" w:cs="Calibri" w:eastAsia="Calibri" w:hAnsi="Calibri"/>
-          <w:color w:val="1F2937"/>
+          <w:color w:val="1D1D1B"/>
           <w:sz w:val="22"/>
           <w:szCs w:val="22"/>
         </w:rPr>
@@ -907,7 +961,7 @@
       <w:r>
         <w:rPr>
           <w:rFonts w:ascii="Calibri" w:cs="Calibri" w:eastAsia="Calibri" w:hAnsi="Calibri"/>
-          <w:color w:val="1F2937"/>
+          <w:color w:val="1D1D1B"/>
           <w:sz w:val="22"/>
           <w:szCs w:val="22"/>
         </w:rPr>
@@ -919,9 +973,9 @@
         <w:pStyle w:val="Heading2"/>
         <w:keepNext/>
         <w:pBdr>
-          <w:left w:val="single" w:color="6D28D9" w:sz="24" w:space="8"/>
+          <w:left w:val="single" w:color="1D1D1B" w:sz="36" w:space="8"/>
         </w:pBdr>
-        <w:shd w:fill="F1EBFD" w:color="auto" w:val="clear"/>
+        <w:shd w:fill="EDEDEB" w:color="auto" w:val="clear"/>
         <w:spacing w:after="100" w:before="280"/>
         <w:ind w:left="160"/>
       </w:pPr>
@@ -930,7 +984,7 @@
           <w:rFonts w:ascii="Calibri" w:cs="Calibri" w:eastAsia="Calibri" w:hAnsi="Calibri"/>
           <w:b/>
           <w:bCs/>
-          <w:color w:val="6D28D9"/>
+          <w:color w:val="1D1D1B"/>
           <w:spacing w:val="20"/>
           <w:sz w:val="18"/>
           <w:szCs w:val="18"/>
@@ -948,7 +1002,7 @@
           <w:rFonts w:ascii="Calibri" w:cs="Calibri" w:eastAsia="Calibri" w:hAnsi="Calibri"/>
           <w:b/>
           <w:bCs/>
-          <w:color w:val="1F2937"/>
+          <w:color w:val="1D1D1B"/>
           <w:sz w:val="24"/>
           <w:szCs w:val="24"/>
         </w:rPr>
@@ -967,7 +1021,7 @@
       <w:r>
         <w:rPr>
           <w:rFonts w:ascii="Calibri" w:cs="Calibri" w:eastAsia="Calibri" w:hAnsi="Calibri"/>
-          <w:color w:val="1F2937"/>
+          <w:color w:val="1D1D1B"/>
           <w:sz w:val="22"/>
           <w:szCs w:val="22"/>
         </w:rPr>
@@ -986,7 +1040,7 @@
       <w:r>
         <w:rPr>
           <w:rFonts w:ascii="Calibri" w:cs="Calibri" w:eastAsia="Calibri" w:hAnsi="Calibri"/>
-          <w:color w:val="1F2937"/>
+          <w:color w:val="1D1D1B"/>
           <w:sz w:val="22"/>
           <w:szCs w:val="22"/>
         </w:rPr>
@@ -998,9 +1052,9 @@
         <w:pStyle w:val="Heading2"/>
         <w:keepNext/>
         <w:pBdr>
-          <w:left w:val="single" w:color="6D28D9" w:sz="24" w:space="8"/>
+          <w:left w:val="single" w:color="1D1D1B" w:sz="36" w:space="8"/>
         </w:pBdr>
-        <w:shd w:fill="F1EBFD" w:color="auto" w:val="clear"/>
+        <w:shd w:fill="EDEDEB" w:color="auto" w:val="clear"/>
         <w:spacing w:after="100" w:before="280"/>
         <w:ind w:left="160"/>
       </w:pPr>
@@ -1009,7 +1063,7 @@
           <w:rFonts w:ascii="Calibri" w:cs="Calibri" w:eastAsia="Calibri" w:hAnsi="Calibri"/>
           <w:b/>
           <w:bCs/>
-          <w:color w:val="6D28D9"/>
+          <w:color w:val="1D1D1B"/>
           <w:spacing w:val="20"/>
           <w:sz w:val="18"/>
           <w:szCs w:val="18"/>
@@ -1027,7 +1081,7 @@
           <w:rFonts w:ascii="Calibri" w:cs="Calibri" w:eastAsia="Calibri" w:hAnsi="Calibri"/>
           <w:b/>
           <w:bCs/>
-          <w:color w:val="1F2937"/>
+          <w:color w:val="1D1D1B"/>
           <w:sz w:val="24"/>
           <w:szCs w:val="24"/>
         </w:rPr>
@@ -1046,7 +1100,7 @@
       <w:r>
         <w:rPr>
           <w:rFonts w:ascii="Calibri" w:cs="Calibri" w:eastAsia="Calibri" w:hAnsi="Calibri"/>
-          <w:color w:val="1F2937"/>
+          <w:color w:val="1D1D1B"/>
           <w:sz w:val="22"/>
           <w:szCs w:val="22"/>
         </w:rPr>
@@ -1065,7 +1119,7 @@
       <w:r>
         <w:rPr>
           <w:rFonts w:ascii="Calibri" w:cs="Calibri" w:eastAsia="Calibri" w:hAnsi="Calibri"/>
-          <w:color w:val="1F2937"/>
+          <w:color w:val="1D1D1B"/>
           <w:sz w:val="22"/>
           <w:szCs w:val="22"/>
         </w:rPr>
@@ -1084,7 +1138,7 @@
       <w:r>
         <w:rPr>
           <w:rFonts w:ascii="Calibri" w:cs="Calibri" w:eastAsia="Calibri" w:hAnsi="Calibri"/>
-          <w:color w:val="1F2937"/>
+          <w:color w:val="1D1D1B"/>
           <w:sz w:val="22"/>
           <w:szCs w:val="22"/>
         </w:rPr>
@@ -1096,7 +1150,7 @@
         <w:pStyle w:val="Heading1"/>
         <w:keepNext/>
         <w:pBdr>
-          <w:bottom w:val="single" w:color="6D28D9" w:sz="8" w:space="4"/>
+          <w:bottom w:val="single" w:color="1D1D1B" w:sz="18" w:space="4"/>
         </w:pBdr>
         <w:spacing w:after="160" w:before="360"/>
       </w:pPr>
@@ -1105,23 +1159,23 @@
           <w:rFonts w:ascii="Calibri" w:cs="Calibri" w:eastAsia="Calibri" w:hAnsi="Calibri"/>
           <w:b/>
           <w:bCs/>
-          <w:color w:val="6D28D9"/>
-          <w:sz w:val="30"/>
-          <w:szCs w:val="30"/>
-        </w:rPr>
-        <w:t xml:space="preserve">Señales de alerta y acciones</w:t>
+          <w:color w:val="1D1D1B"/>
+          <w:sz w:val="28"/>
+          <w:szCs w:val="28"/>
+        </w:rPr>
+        <w:t xml:space="preserve">SEÑALES DE ALERTA Y ACCIONES</w:t>
       </w:r>
     </w:p>
     <w:tbl>
       <w:tblPr>
         <w:tblW w:type="dxa" w:w="10080"/>
         <w:tblBorders>
-          <w:top w:val="single" w:color="E5E7EB" w:sz="4"/>
-          <w:left w:val="single" w:color="E5E7EB" w:sz="4"/>
-          <w:bottom w:val="single" w:color="E5E7EB" w:sz="4"/>
-          <w:right w:val="single" w:color="E5E7EB" w:sz="4"/>
-          <w:insideH w:val="single" w:color="E5E7EB" w:sz="4"/>
-          <w:insideV w:val="single" w:color="E5E7EB" w:sz="4"/>
+          <w:top w:val="single" w:color="E2E2DF" w:sz="4"/>
+          <w:left w:val="single" w:color="E2E2DF" w:sz="4"/>
+          <w:bottom w:val="single" w:color="E2E2DF" w:sz="4"/>
+          <w:right w:val="single" w:color="E2E2DF" w:sz="4"/>
+          <w:insideH w:val="single" w:color="E2E2DF" w:sz="4"/>
+          <w:insideV w:val="single" w:color="E2E2DF" w:sz="4"/>
         </w:tblBorders>
         <w:tblLayout w:type="fixed"/>
       </w:tblPr>
@@ -1136,7 +1190,7 @@
         <w:tc>
           <w:tcPr>
             <w:tcW w:type="dxa" w:w="3629"/>
-            <w:shd w:fill="6D28D9" w:color="auto" w:val="clear"/>
+            <w:shd w:fill="1D1D1B" w:color="auto" w:val="clear"/>
             <w:tcMar>
               <w:top w:type="dxa" w:w="100"/>
               <w:left w:type="dxa" w:w="140"/>
@@ -1164,7 +1218,7 @@
         <w:tc>
           <w:tcPr>
             <w:tcW w:type="dxa" w:w="6451"/>
-            <w:shd w:fill="6D28D9" w:color="auto" w:val="clear"/>
+            <w:shd w:fill="1D1D1B" w:color="auto" w:val="clear"/>
             <w:tcMar>
               <w:top w:type="dxa" w:w="100"/>
               <w:left w:type="dxa" w:w="140"/>
@@ -1214,7 +1268,7 @@
               <w:rPr>
                 <w:b/>
                 <w:bCs/>
-                <w:color w:val="1F2937"/>
+                <w:color w:val="1D1D1B"/>
                 <w:sz w:val="20"/>
                 <w:szCs w:val="20"/>
               </w:rPr>
@@ -1242,7 +1296,7 @@
               <w:rPr>
                 <w:b w:val="false"/>
                 <w:bCs w:val="false"/>
-                <w:color w:val="1F2937"/>
+                <w:color w:val="1D1D1B"/>
                 <w:sz w:val="20"/>
                 <w:szCs w:val="20"/>
               </w:rPr>
@@ -1258,7 +1312,7 @@
         <w:tc>
           <w:tcPr>
             <w:tcW w:type="dxa" w:w="3629"/>
-            <w:shd w:fill="F9FAFB" w:color="auto" w:val="clear"/>
+            <w:shd w:fill="F4F4F2" w:color="auto" w:val="clear"/>
             <w:tcMar>
               <w:top w:type="dxa" w:w="100"/>
               <w:left w:type="dxa" w:w="140"/>
@@ -1275,7 +1329,7 @@
               <w:rPr>
                 <w:b/>
                 <w:bCs/>
-                <w:color w:val="1F2937"/>
+                <w:color w:val="1D1D1B"/>
                 <w:sz w:val="20"/>
                 <w:szCs w:val="20"/>
               </w:rPr>
@@ -1286,7 +1340,7 @@
         <w:tc>
           <w:tcPr>
             <w:tcW w:type="dxa" w:w="6451"/>
-            <w:shd w:fill="F9FAFB" w:color="auto" w:val="clear"/>
+            <w:shd w:fill="F4F4F2" w:color="auto" w:val="clear"/>
             <w:tcMar>
               <w:top w:type="dxa" w:w="100"/>
               <w:left w:type="dxa" w:w="140"/>
@@ -1303,7 +1357,7 @@
               <w:rPr>
                 <w:b w:val="false"/>
                 <w:bCs w:val="false"/>
-                <w:color w:val="1F2937"/>
+                <w:color w:val="1D1D1B"/>
                 <w:sz w:val="20"/>
                 <w:szCs w:val="20"/>
               </w:rPr>
@@ -1336,7 +1390,7 @@
               <w:rPr>
                 <w:b/>
                 <w:bCs/>
-                <w:color w:val="1F2937"/>
+                <w:color w:val="1D1D1B"/>
                 <w:sz w:val="20"/>
                 <w:szCs w:val="20"/>
               </w:rPr>
@@ -1364,7 +1418,7 @@
               <w:rPr>
                 <w:b w:val="false"/>
                 <w:bCs w:val="false"/>
-                <w:color w:val="1F2937"/>
+                <w:color w:val="1D1D1B"/>
                 <w:sz w:val="20"/>
                 <w:szCs w:val="20"/>
               </w:rPr>
@@ -1380,7 +1434,7 @@
         <w:tc>
           <w:tcPr>
             <w:tcW w:type="dxa" w:w="3629"/>
-            <w:shd w:fill="F9FAFB" w:color="auto" w:val="clear"/>
+            <w:shd w:fill="F4F4F2" w:color="auto" w:val="clear"/>
             <w:tcMar>
               <w:top w:type="dxa" w:w="100"/>
               <w:left w:type="dxa" w:w="140"/>
@@ -1397,7 +1451,7 @@
               <w:rPr>
                 <w:b/>
                 <w:bCs/>
-                <w:color w:val="1F2937"/>
+                <w:color w:val="1D1D1B"/>
                 <w:sz w:val="20"/>
                 <w:szCs w:val="20"/>
               </w:rPr>
@@ -1408,7 +1462,7 @@
         <w:tc>
           <w:tcPr>
             <w:tcW w:type="dxa" w:w="6451"/>
-            <w:shd w:fill="F9FAFB" w:color="auto" w:val="clear"/>
+            <w:shd w:fill="F4F4F2" w:color="auto" w:val="clear"/>
             <w:tcMar>
               <w:top w:type="dxa" w:w="100"/>
               <w:left w:type="dxa" w:w="140"/>
@@ -1425,7 +1479,7 @@
               <w:rPr>
                 <w:b w:val="false"/>
                 <w:bCs w:val="false"/>
-                <w:color w:val="1F2937"/>
+                <w:color w:val="1D1D1B"/>
                 <w:sz w:val="20"/>
                 <w:szCs w:val="20"/>
               </w:rPr>
@@ -1445,7 +1499,7 @@
         <w:pStyle w:val="Heading1"/>
         <w:keepNext/>
         <w:pBdr>
-          <w:bottom w:val="single" w:color="6D28D9" w:sz="8" w:space="4"/>
+          <w:bottom w:val="single" w:color="1D1D1B" w:sz="18" w:space="4"/>
         </w:pBdr>
         <w:spacing w:after="160" w:before="360"/>
       </w:pPr>
@@ -1454,11 +1508,11 @@
           <w:rFonts w:ascii="Calibri" w:cs="Calibri" w:eastAsia="Calibri" w:hAnsi="Calibri"/>
           <w:b/>
           <w:bCs/>
-          <w:color w:val="6D28D9"/>
-          <w:sz w:val="30"/>
-          <w:szCs w:val="30"/>
-        </w:rPr>
-        <w:t xml:space="preserve">Buenas prácticas</w:t>
+          <w:color w:val="1D1D1B"/>
+          <w:sz w:val="28"/>
+          <w:szCs w:val="28"/>
+        </w:rPr>
+        <w:t xml:space="preserve">BUENAS PRÁCTICAS</w:t>
       </w:r>
     </w:p>
     <w:p>
@@ -1473,7 +1527,7 @@
       <w:r>
         <w:rPr>
           <w:rFonts w:ascii="Calibri" w:cs="Calibri" w:eastAsia="Calibri" w:hAnsi="Calibri"/>
-          <w:color w:val="1F2937"/>
+          <w:color w:val="1D1D1B"/>
           <w:sz w:val="22"/>
           <w:szCs w:val="22"/>
         </w:rPr>
@@ -1492,7 +1546,7 @@
       <w:r>
         <w:rPr>
           <w:rFonts w:ascii="Calibri" w:cs="Calibri" w:eastAsia="Calibri" w:hAnsi="Calibri"/>
-          <w:color w:val="1F2937"/>
+          <w:color w:val="1D1D1B"/>
           <w:sz w:val="22"/>
           <w:szCs w:val="22"/>
         </w:rPr>
@@ -1511,7 +1565,7 @@
       <w:r>
         <w:rPr>
           <w:rFonts w:ascii="Calibri" w:cs="Calibri" w:eastAsia="Calibri" w:hAnsi="Calibri"/>
-          <w:color w:val="1F2937"/>
+          <w:color w:val="1D1D1B"/>
           <w:sz w:val="22"/>
           <w:szCs w:val="22"/>
         </w:rPr>
@@ -1523,7 +1577,7 @@
         <w:pStyle w:val="Heading1"/>
         <w:keepNext/>
         <w:pBdr>
-          <w:bottom w:val="single" w:color="6D28D9" w:sz="8" w:space="4"/>
+          <w:bottom w:val="single" w:color="1D1D1B" w:sz="18" w:space="4"/>
         </w:pBdr>
         <w:spacing w:after="160" w:before="360"/>
       </w:pPr>
@@ -1532,23 +1586,23 @@
           <w:rFonts w:ascii="Calibri" w:cs="Calibri" w:eastAsia="Calibri" w:hAnsi="Calibri"/>
           <w:b/>
           <w:bCs/>
-          <w:color w:val="6D28D9"/>
-          <w:sz w:val="30"/>
-          <w:szCs w:val="30"/>
-        </w:rPr>
-        <w:t xml:space="preserve">Errores frecuentes y cómo resolverlos</w:t>
+          <w:color w:val="1D1D1B"/>
+          <w:sz w:val="28"/>
+          <w:szCs w:val="28"/>
+        </w:rPr>
+        <w:t xml:space="preserve">ERRORES FRECUENTES Y CÓMO RESOLVERLOS</w:t>
       </w:r>
     </w:p>
     <w:tbl>
       <w:tblPr>
         <w:tblW w:type="dxa" w:w="10080"/>
         <w:tblBorders>
-          <w:top w:val="single" w:color="E5E7EB" w:sz="4"/>
-          <w:left w:val="single" w:color="E5E7EB" w:sz="4"/>
-          <w:bottom w:val="single" w:color="E5E7EB" w:sz="4"/>
-          <w:right w:val="single" w:color="E5E7EB" w:sz="4"/>
-          <w:insideH w:val="single" w:color="E5E7EB" w:sz="4"/>
-          <w:insideV w:val="single" w:color="E5E7EB" w:sz="4"/>
+          <w:top w:val="single" w:color="E2E2DF" w:sz="4"/>
+          <w:left w:val="single" w:color="E2E2DF" w:sz="4"/>
+          <w:bottom w:val="single" w:color="E2E2DF" w:sz="4"/>
+          <w:right w:val="single" w:color="E2E2DF" w:sz="4"/>
+          <w:insideH w:val="single" w:color="E2E2DF" w:sz="4"/>
+          <w:insideV w:val="single" w:color="E2E2DF" w:sz="4"/>
         </w:tblBorders>
         <w:tblLayout w:type="fixed"/>
       </w:tblPr>
@@ -1563,7 +1617,7 @@
         <w:tc>
           <w:tcPr>
             <w:tcW w:type="dxa" w:w="3629"/>
-            <w:shd w:fill="6D28D9" w:color="auto" w:val="clear"/>
+            <w:shd w:fill="1D1D1B" w:color="auto" w:val="clear"/>
             <w:tcMar>
               <w:top w:type="dxa" w:w="100"/>
               <w:left w:type="dxa" w:w="140"/>
@@ -1591,7 +1645,7 @@
         <w:tc>
           <w:tcPr>
             <w:tcW w:type="dxa" w:w="6451"/>
-            <w:shd w:fill="6D28D9" w:color="auto" w:val="clear"/>
+            <w:shd w:fill="1D1D1B" w:color="auto" w:val="clear"/>
             <w:tcMar>
               <w:top w:type="dxa" w:w="100"/>
               <w:left w:type="dxa" w:w="140"/>
@@ -1641,7 +1695,7 @@
               <w:rPr>
                 <w:b/>
                 <w:bCs/>
-                <w:color w:val="1F2937"/>
+                <w:color w:val="1D1D1B"/>
                 <w:sz w:val="20"/>
                 <w:szCs w:val="20"/>
               </w:rPr>
@@ -1669,7 +1723,7 @@
               <w:rPr>
                 <w:b w:val="false"/>
                 <w:bCs w:val="false"/>
-                <w:color w:val="1F2937"/>
+                <w:color w:val="1D1D1B"/>
                 <w:sz w:val="20"/>
                 <w:szCs w:val="20"/>
               </w:rPr>
@@ -1685,7 +1739,7 @@
         <w:tc>
           <w:tcPr>
             <w:tcW w:type="dxa" w:w="3629"/>
-            <w:shd w:fill="F9FAFB" w:color="auto" w:val="clear"/>
+            <w:shd w:fill="F4F4F2" w:color="auto" w:val="clear"/>
             <w:tcMar>
               <w:top w:type="dxa" w:w="100"/>
               <w:left w:type="dxa" w:w="140"/>
@@ -1702,7 +1756,7 @@
               <w:rPr>
                 <w:b/>
                 <w:bCs/>
-                <w:color w:val="1F2937"/>
+                <w:color w:val="1D1D1B"/>
                 <w:sz w:val="20"/>
                 <w:szCs w:val="20"/>
               </w:rPr>
@@ -1713,7 +1767,7 @@
         <w:tc>
           <w:tcPr>
             <w:tcW w:type="dxa" w:w="6451"/>
-            <w:shd w:fill="F9FAFB" w:color="auto" w:val="clear"/>
+            <w:shd w:fill="F4F4F2" w:color="auto" w:val="clear"/>
             <w:tcMar>
               <w:top w:type="dxa" w:w="100"/>
               <w:left w:type="dxa" w:w="140"/>
@@ -1730,7 +1784,7 @@
               <w:rPr>
                 <w:b w:val="false"/>
                 <w:bCs w:val="false"/>
-                <w:color w:val="1F2937"/>
+                <w:color w:val="1D1D1B"/>
                 <w:sz w:val="20"/>
                 <w:szCs w:val="20"/>
               </w:rPr>
@@ -1763,7 +1817,7 @@
               <w:rPr>
                 <w:b/>
                 <w:bCs/>
-                <w:color w:val="1F2937"/>
+                <w:color w:val="1D1D1B"/>
                 <w:sz w:val="20"/>
                 <w:szCs w:val="20"/>
               </w:rPr>
@@ -1791,7 +1845,7 @@
               <w:rPr>
                 <w:b w:val="false"/>
                 <w:bCs w:val="false"/>
-                <w:color w:val="1F2937"/>
+                <w:color w:val="1D1D1B"/>
                 <w:sz w:val="20"/>
                 <w:szCs w:val="20"/>
               </w:rPr>
@@ -1811,7 +1865,7 @@
         <w:pStyle w:val="Heading1"/>
         <w:keepNext/>
         <w:pBdr>
-          <w:bottom w:val="single" w:color="6D28D9" w:sz="8" w:space="4"/>
+          <w:bottom w:val="single" w:color="1D1D1B" w:sz="18" w:space="4"/>
         </w:pBdr>
         <w:spacing w:after="160" w:before="360"/>
       </w:pPr>
@@ -1820,11 +1874,11 @@
           <w:rFonts w:ascii="Calibri" w:cs="Calibri" w:eastAsia="Calibri" w:hAnsi="Calibri"/>
           <w:b/>
           <w:bCs/>
-          <w:color w:val="6D28D9"/>
-          <w:sz w:val="30"/>
-          <w:szCs w:val="30"/>
-        </w:rPr>
-        <w:t xml:space="preserve">Reto práctico</w:t>
+          <w:color w:val="1D1D1B"/>
+          <w:sz w:val="28"/>
+          <w:szCs w:val="28"/>
+        </w:rPr>
+        <w:t xml:space="preserve">RETO PRÁCTICO</w:t>
       </w:r>
     </w:p>
     <w:tbl>
@@ -1849,11 +1903,11 @@
             <w:tcW w:type="dxa" w:w="10080"/>
             <w:tcBorders>
               <w:top w:val="none" w:color="FFFFFF" w:sz="0"/>
-              <w:left w:val="single" w:color="6D28D9" w:sz="24"/>
+              <w:left w:val="single" w:color="1D1D1B" w:sz="24"/>
               <w:bottom w:val="none" w:color="FFFFFF" w:sz="0"/>
               <w:right w:val="none" w:color="FFFFFF" w:sz="0"/>
             </w:tcBorders>
-            <w:shd w:fill="F1EBFD" w:color="auto" w:val="clear"/>
+            <w:shd w:fill="F4F4F2" w:color="auto" w:val="clear"/>
             <w:tcMar>
               <w:top w:type="dxa" w:w="160"/>
               <w:left w:type="dxa" w:w="240"/>
@@ -1870,7 +1924,7 @@
                 <w:rFonts w:ascii="Calibri" w:cs="Calibri" w:eastAsia="Calibri" w:hAnsi="Calibri"/>
                 <w:b/>
                 <w:bCs/>
-                <w:color w:val="6D28D9"/>
+                <w:color w:val="1D1D1B"/>
                 <w:spacing w:val="20"/>
                 <w:sz w:val="17"/>
                 <w:szCs w:val="17"/>
@@ -1885,7 +1939,7 @@
             <w:r>
               <w:rPr>
                 <w:rFonts w:ascii="Calibri" w:cs="Calibri" w:eastAsia="Calibri" w:hAnsi="Calibri"/>
-                <w:color w:val="1F2937"/>
+                <w:color w:val="1D1D1B"/>
                 <w:sz w:val="22"/>
                 <w:szCs w:val="22"/>
               </w:rPr>
@@ -1905,7 +1959,7 @@
         <w:pStyle w:val="Heading1"/>
         <w:keepNext/>
         <w:pBdr>
-          <w:bottom w:val="single" w:color="6D28D9" w:sz="8" w:space="4"/>
+          <w:bottom w:val="single" w:color="1D1D1B" w:sz="18" w:space="4"/>
         </w:pBdr>
         <w:spacing w:after="160" w:before="360"/>
       </w:pPr>
@@ -1914,11 +1968,11 @@
           <w:rFonts w:ascii="Calibri" w:cs="Calibri" w:eastAsia="Calibri" w:hAnsi="Calibri"/>
           <w:b/>
           <w:bCs/>
-          <w:color w:val="6D28D9"/>
-          <w:sz w:val="30"/>
-          <w:szCs w:val="30"/>
-        </w:rPr>
-        <w:t xml:space="preserve">Verifica tu avance</w:t>
+          <w:color w:val="1D1D1B"/>
+          <w:sz w:val="28"/>
+          <w:szCs w:val="28"/>
+        </w:rPr>
+        <w:t xml:space="preserve">VERIFICA TU AVANCE</w:t>
       </w:r>
     </w:p>
     <w:p>
@@ -1932,7 +1986,7 @@
       <w:r>
         <w:rPr>
           <w:rFonts w:ascii="Segoe UI Symbol" w:cs="Segoe UI Symbol" w:eastAsia="Segoe UI Symbol" w:hAnsi="Segoe UI Symbol"/>
-          <w:color w:val="4B5563"/>
+          <w:color w:val="5C5C5A"/>
           <w:sz w:val="26"/>
           <w:szCs w:val="26"/>
         </w:rPr>
@@ -1941,7 +1995,7 @@
       <w:r>
         <w:rPr>
           <w:rFonts w:ascii="Calibri" w:cs="Calibri" w:eastAsia="Calibri" w:hAnsi="Calibri"/>
-          <w:color w:val="1F2937"/>
+          <w:color w:val="1D1D1B"/>
           <w:sz w:val="22"/>
           <w:szCs w:val="22"/>
         </w:rPr>
@@ -1959,7 +2013,7 @@
       <w:r>
         <w:rPr>
           <w:rFonts w:ascii="Segoe UI Symbol" w:cs="Segoe UI Symbol" w:eastAsia="Segoe UI Symbol" w:hAnsi="Segoe UI Symbol"/>
-          <w:color w:val="4B5563"/>
+          <w:color w:val="5C5C5A"/>
           <w:sz w:val="26"/>
           <w:szCs w:val="26"/>
         </w:rPr>
@@ -1968,7 +2022,7 @@
       <w:r>
         <w:rPr>
           <w:rFonts w:ascii="Calibri" w:cs="Calibri" w:eastAsia="Calibri" w:hAnsi="Calibri"/>
-          <w:color w:val="1F2937"/>
+          <w:color w:val="1D1D1B"/>
           <w:sz w:val="22"/>
           <w:szCs w:val="22"/>
         </w:rPr>
@@ -1986,7 +2040,7 @@
       <w:r>
         <w:rPr>
           <w:rFonts w:ascii="Segoe UI Symbol" w:cs="Segoe UI Symbol" w:eastAsia="Segoe UI Symbol" w:hAnsi="Segoe UI Symbol"/>
-          <w:color w:val="4B5563"/>
+          <w:color w:val="5C5C5A"/>
           <w:sz w:val="26"/>
           <w:szCs w:val="26"/>
         </w:rPr>
@@ -1995,7 +2049,7 @@
       <w:r>
         <w:rPr>
           <w:rFonts w:ascii="Calibri" w:cs="Calibri" w:eastAsia="Calibri" w:hAnsi="Calibri"/>
-          <w:color w:val="1F2937"/>
+          <w:color w:val="1D1D1B"/>
           <w:sz w:val="22"/>
           <w:szCs w:val="22"/>
         </w:rPr>
@@ -2013,7 +2067,7 @@
       <w:r>
         <w:rPr>
           <w:rFonts w:ascii="Segoe UI Symbol" w:cs="Segoe UI Symbol" w:eastAsia="Segoe UI Symbol" w:hAnsi="Segoe UI Symbol"/>
-          <w:color w:val="4B5563"/>
+          <w:color w:val="5C5C5A"/>
           <w:sz w:val="26"/>
           <w:szCs w:val="26"/>
         </w:rPr>
@@ -2022,7 +2076,7 @@
       <w:r>
         <w:rPr>
           <w:rFonts w:ascii="Calibri" w:cs="Calibri" w:eastAsia="Calibri" w:hAnsi="Calibri"/>
-          <w:color w:val="1F2937"/>
+          <w:color w:val="1D1D1B"/>
           <w:sz w:val="22"/>
           <w:szCs w:val="22"/>
         </w:rPr>
@@ -2056,11 +2110,11 @@
             <w:tcW w:type="dxa" w:w="10080"/>
             <w:tcBorders>
               <w:top w:val="none" w:color="FFFFFF" w:sz="0"/>
-              <w:left w:val="none" w:color="FFFFFF" w:sz="0"/>
+              <w:left w:val="single" w:color="EF7D00" w:sz="24"/>
               <w:bottom w:val="none" w:color="FFFFFF" w:sz="0"/>
               <w:right w:val="none" w:color="FFFFFF" w:sz="0"/>
             </w:tcBorders>
-            <w:shd w:fill="1F2937" w:color="auto" w:val="clear"/>
+            <w:shd w:fill="1D1D1B" w:color="auto" w:val="clear"/>
             <w:tcMar>
               <w:top w:type="dxa" w:w="240"/>
               <w:left w:type="dxa" w:w="300"/>
@@ -2077,7 +2131,7 @@
                 <w:rFonts w:ascii="Calibri" w:cs="Calibri" w:eastAsia="Calibri" w:hAnsi="Calibri"/>
                 <w:b/>
                 <w:bCs/>
-                <w:color w:val="FFFFFF"/>
+                <w:color w:val="EF7D00"/>
                 <w:sz w:val="24"/>
                 <w:szCs w:val="24"/>
               </w:rPr>
@@ -2172,7 +2226,7 @@
     <w:r>
       <w:rPr>
         <w:rFonts w:ascii="Calibri" w:cs="Calibri" w:eastAsia="Calibri" w:hAnsi="Calibri"/>
-        <w:color w:val="4B5563"/>
+        <w:color w:val="5C5C5A"/>
         <w:sz w:val="16"/>
         <w:szCs w:val="16"/>
       </w:rPr>
@@ -2181,7 +2235,7 @@
     <w:r>
       <w:rPr>
         <w:rFonts w:ascii="Calibri" w:cs="Calibri" w:eastAsia="Calibri" w:hAnsi="Calibri"/>
-        <w:color w:val="4B5563"/>
+        <w:color w:val="5C5C5A"/>
         <w:sz w:val="16"/>
         <w:szCs w:val="16"/>
       </w:rPr>
@@ -2190,7 +2244,7 @@
     <w:r>
       <w:rPr>
         <w:rFonts w:ascii="Calibri" w:cs="Calibri" w:eastAsia="Calibri" w:hAnsi="Calibri"/>
-        <w:color w:val="4B5563"/>
+        <w:color w:val="5C5C5A"/>
         <w:sz w:val="16"/>
         <w:szCs w:val="16"/>
       </w:rPr>
@@ -2202,7 +2256,7 @@
     <w:r>
       <w:rPr>
         <w:rFonts w:ascii="Calibri" w:cs="Calibri" w:eastAsia="Calibri" w:hAnsi="Calibri"/>
-        <w:color w:val="4B5563"/>
+        <w:color w:val="5C5C5A"/>
         <w:sz w:val="16"/>
         <w:szCs w:val="16"/>
       </w:rPr>
@@ -2211,7 +2265,7 @@
     <w:r>
       <w:rPr>
         <w:rFonts w:ascii="Calibri" w:cs="Calibri" w:eastAsia="Calibri" w:hAnsi="Calibri"/>
-        <w:color w:val="4B5563"/>
+        <w:color w:val="5C5C5A"/>
         <w:sz w:val="16"/>
         <w:szCs w:val="16"/>
       </w:rPr>
@@ -2266,7 +2320,7 @@
   <w:p>
     <w:pPr>
       <w:pBdr>
-        <w:bottom w:val="single" w:color="E5E7EB" w:sz="4" w:space="6"/>
+        <w:bottom w:val="single" w:color="E2E2DF" w:sz="4" w:space="6"/>
       </w:pBdr>
       <w:tabs>
         <w:tab w:val="right" w:pos="10080"/>
@@ -2277,7 +2331,7 @@
         <w:rFonts w:ascii="Calibri" w:cs="Calibri" w:eastAsia="Calibri" w:hAnsi="Calibri"/>
         <w:b/>
         <w:bCs/>
-        <w:color w:val="EF6C00"/>
+        <w:color w:val="A65200"/>
         <w:sz w:val="17"/>
         <w:szCs w:val="17"/>
       </w:rPr>
@@ -2286,7 +2340,7 @@
     <w:r>
       <w:rPr>
         <w:rFonts w:ascii="Calibri" w:cs="Calibri" w:eastAsia="Calibri" w:hAnsi="Calibri"/>
-        <w:color w:val="4B5563"/>
+        <w:color w:val="5C5C5A"/>
         <w:sz w:val="17"/>
         <w:szCs w:val="17"/>
       </w:rPr>
@@ -2297,7 +2351,7 @@
         <w:rFonts w:ascii="Calibri" w:cs="Calibri" w:eastAsia="Calibri" w:hAnsi="Calibri"/>
         <w:b/>
         <w:bCs/>
-        <w:color w:val="6D28D9"/>
+        <w:color w:val="1D1D1B"/>
         <w:sz w:val="17"/>
         <w:szCs w:val="17"/>
       </w:rPr>
@@ -2406,7 +2460,7 @@
       <w:rPr>
         <w:b/>
         <w:bCs/>
-        <w:color w:val="6D28D9"/>
+        <w:color w:val="EF7D00"/>
       </w:rPr>
     </w:lvl>
   </w:abstractNum>
@@ -2431,7 +2485,7 @@
     <w:rPrDefault>
       <w:rPr>
         <w:rFonts w:ascii="Calibri" w:cs="Calibri" w:eastAsia="Calibri" w:hAnsi="Calibri"/>
-        <w:color w:val="1F2937"/>
+        <w:color w:val="1D1D1B"/>
         <w:sz w:val="22"/>
         <w:szCs w:val="22"/>
       </w:rPr>
@@ -2611,9 +2665,9 @@
       <w:rFonts w:ascii="Calibri" w:cs="Calibri" w:eastAsia="Calibri" w:hAnsi="Calibri"/>
       <w:b/>
       <w:bCs/>
-      <w:color w:val="6D28D9"/>
-      <w:sz w:val="30"/>
-      <w:szCs w:val="30"/>
+      <w:color w:val="1D1D1B"/>
+      <w:sz w:val="28"/>
+      <w:szCs w:val="28"/>
     </w:rPr>
   </w:style>
   <w:style w:type="paragraph" w:styleId="Heading2">
@@ -2628,7 +2682,7 @@
       <w:rFonts w:ascii="Calibri" w:cs="Calibri" w:eastAsia="Calibri" w:hAnsi="Calibri"/>
       <w:b/>
       <w:bCs/>
-      <w:color w:val="1F2937"/>
+      <w:color w:val="1D1D1B"/>
       <w:sz w:val="24"/>
       <w:szCs w:val="24"/>
     </w:rPr>
@@ -2645,7 +2699,7 @@
       <w:rFonts w:ascii="Calibri" w:cs="Calibri" w:eastAsia="Calibri" w:hAnsi="Calibri"/>
       <w:b/>
       <w:bCs/>
-      <w:color w:val="1F2937"/>
+      <w:color w:val="1D1D1B"/>
       <w:sz w:val="23"/>
       <w:szCs w:val="23"/>
     </w:rPr>

--- a/word/Capsula_11_Haz_seguimiento_a_tus_estudiantes.docx
+++ b/word/Capsula_11_Haz_seguimiento_a_tus_estudiantes.docx
@@ -74,7 +74,7 @@
               <w:bottom w:val="none" w:color="FFFFFF" w:sz="0"/>
               <w:right w:val="none" w:color="FFFFFF" w:sz="0"/>
             </w:tcBorders>
-            <w:shd w:fill="1D1D1B" w:color="auto" w:val="clear"/>
+            <w:shd w:fill="0D2227" w:color="auto" w:val="clear"/>
             <w:tcMar>
               <w:top w:type="dxa" w:w="360"/>
               <w:left w:type="dxa" w:w="360"/>
@@ -91,7 +91,7 @@
                 <w:rFonts w:ascii="Calibri" w:cs="Calibri" w:eastAsia="Calibri" w:hAnsi="Calibri"/>
                 <w:b/>
                 <w:bCs/>
-                <w:color w:val="FFFFFF"/>
+                <w:color w:val="B4C4C6"/>
                 <w:spacing w:val="30"/>
                 <w:sz w:val="18"/>
                 <w:szCs w:val="18"/>
@@ -106,9 +106,7 @@
             <w:r>
               <w:rPr>
                 <w:rFonts w:ascii="Calibri" w:cs="Calibri" w:eastAsia="Calibri" w:hAnsi="Calibri"/>
-                <w:b/>
-                <w:bCs/>
-                <w:color w:val="FFFFFF"/>
+                <w:color w:val="FAFBF7"/>
                 <w:sz w:val="48"/>
                 <w:szCs w:val="48"/>
               </w:rPr>
@@ -121,7 +119,7 @@
     <w:p>
       <w:pPr>
         <w:pBdr>
-          <w:top w:val="single" w:color="EF7D00" w:sz="36" w:space="0"/>
+          <w:top w:val="single" w:color="F37012" w:sz="36" w:space="0"/>
         </w:pBdr>
         <w:spacing w:after="0"/>
       </w:pPr>
@@ -135,7 +133,7 @@
           <w:bottom w:val="none" w:color="FFFFFF" w:sz="0"/>
           <w:right w:val="none" w:color="FFFFFF" w:sz="0"/>
           <w:insideH w:val="none" w:color="FFFFFF" w:sz="0"/>
-          <w:insideV w:val="single" w:color="E2E2DF" w:sz="4"/>
+          <w:insideV w:val="single" w:color="CAD6D0" w:sz="4"/>
         </w:tblBorders>
         <w:tblLayout w:type="fixed"/>
       </w:tblPr>
@@ -149,7 +147,7 @@
         <w:tc>
           <w:tcPr>
             <w:tcW w:type="dxa" w:w="2520"/>
-            <w:shd w:fill="EDEDEB" w:color="auto" w:val="clear"/>
+            <w:shd w:fill="E8F2E9" w:color="auto" w:val="clear"/>
             <w:tcMar>
               <w:top w:type="dxa" w:w="140"/>
               <w:left w:type="dxa" w:w="200"/>
@@ -166,7 +164,7 @@
                 <w:rFonts w:ascii="Calibri" w:cs="Calibri" w:eastAsia="Calibri" w:hAnsi="Calibri"/>
                 <w:b/>
                 <w:bCs/>
-                <w:color w:val="5C5C5A"/>
+                <w:color w:val="52656A"/>
                 <w:spacing w:val="20"/>
                 <w:sz w:val="15"/>
                 <w:szCs w:val="15"/>
@@ -180,7 +178,7 @@
                 <w:rFonts w:ascii="Calibri" w:cs="Calibri" w:eastAsia="Calibri" w:hAnsi="Calibri"/>
                 <w:b/>
                 <w:bCs/>
-                <w:color w:val="1D1D1B"/>
+                <w:color w:val="183A43"/>
                 <w:sz w:val="20"/>
                 <w:szCs w:val="20"/>
               </w:rPr>
@@ -191,7 +189,7 @@
         <w:tc>
           <w:tcPr>
             <w:tcW w:type="dxa" w:w="2520"/>
-            <w:shd w:fill="EDEDEB" w:color="auto" w:val="clear"/>
+            <w:shd w:fill="E8F2E9" w:color="auto" w:val="clear"/>
             <w:tcMar>
               <w:top w:type="dxa" w:w="140"/>
               <w:left w:type="dxa" w:w="200"/>
@@ -208,7 +206,7 @@
                 <w:rFonts w:ascii="Calibri" w:cs="Calibri" w:eastAsia="Calibri" w:hAnsi="Calibri"/>
                 <w:b/>
                 <w:bCs/>
-                <w:color w:val="5C5C5A"/>
+                <w:color w:val="52656A"/>
                 <w:spacing w:val="20"/>
                 <w:sz w:val="15"/>
                 <w:szCs w:val="15"/>
@@ -222,7 +220,7 @@
                 <w:rFonts w:ascii="Calibri" w:cs="Calibri" w:eastAsia="Calibri" w:hAnsi="Calibri"/>
                 <w:b/>
                 <w:bCs/>
-                <w:color w:val="1D1D1B"/>
+                <w:color w:val="183A43"/>
                 <w:sz w:val="20"/>
                 <w:szCs w:val="20"/>
               </w:rPr>
@@ -233,7 +231,7 @@
         <w:tc>
           <w:tcPr>
             <w:tcW w:type="dxa" w:w="2520"/>
-            <w:shd w:fill="EDEDEB" w:color="auto" w:val="clear"/>
+            <w:shd w:fill="E8F2E9" w:color="auto" w:val="clear"/>
             <w:tcMar>
               <w:top w:type="dxa" w:w="140"/>
               <w:left w:type="dxa" w:w="200"/>
@@ -250,7 +248,7 @@
                 <w:rFonts w:ascii="Calibri" w:cs="Calibri" w:eastAsia="Calibri" w:hAnsi="Calibri"/>
                 <w:b/>
                 <w:bCs/>
-                <w:color w:val="5C5C5A"/>
+                <w:color w:val="52656A"/>
                 <w:spacing w:val="20"/>
                 <w:sz w:val="15"/>
                 <w:szCs w:val="15"/>
@@ -264,7 +262,7 @@
                 <w:rFonts w:ascii="Calibri" w:cs="Calibri" w:eastAsia="Calibri" w:hAnsi="Calibri"/>
                 <w:b/>
                 <w:bCs/>
-                <w:color w:val="1D1D1B"/>
+                <w:color w:val="183A43"/>
                 <w:sz w:val="20"/>
                 <w:szCs w:val="20"/>
               </w:rPr>
@@ -275,7 +273,7 @@
         <w:tc>
           <w:tcPr>
             <w:tcW w:type="dxa" w:w="2520"/>
-            <w:shd w:fill="EDEDEB" w:color="auto" w:val="clear"/>
+            <w:shd w:fill="E8F2E9" w:color="auto" w:val="clear"/>
             <w:tcMar>
               <w:top w:type="dxa" w:w="140"/>
               <w:left w:type="dxa" w:w="200"/>
@@ -292,7 +290,7 @@
                 <w:rFonts w:ascii="Calibri" w:cs="Calibri" w:eastAsia="Calibri" w:hAnsi="Calibri"/>
                 <w:b/>
                 <w:bCs/>
-                <w:color w:val="5C5C5A"/>
+                <w:color w:val="52656A"/>
                 <w:spacing w:val="20"/>
                 <w:sz w:val="15"/>
                 <w:szCs w:val="15"/>
@@ -306,7 +304,7 @@
                 <w:rFonts w:ascii="Calibri" w:cs="Calibri" w:eastAsia="Calibri" w:hAnsi="Calibri"/>
                 <w:b/>
                 <w:bCs/>
-                <w:color w:val="1D1D1B"/>
+                <w:color w:val="183A43"/>
                 <w:sz w:val="20"/>
                 <w:szCs w:val="20"/>
               </w:rPr>
@@ -326,20 +324,29 @@
         <w:pStyle w:val="Heading1"/>
         <w:keepNext/>
         <w:pBdr>
-          <w:bottom w:val="single" w:color="1D1D1B" w:sz="18" w:space="4"/>
+          <w:bottom w:val="single" w:color="CAD6D0" w:sz="4" w:space="4"/>
         </w:pBdr>
         <w:spacing w:after="160" w:before="360"/>
       </w:pPr>
       <w:r>
         <w:rPr>
           <w:rFonts w:ascii="Calibri" w:cs="Calibri" w:eastAsia="Calibri" w:hAnsi="Calibri"/>
+          <w:color w:val="F37012"/>
+          <w:sz w:val="24"/>
+          <w:szCs w:val="24"/>
+        </w:rPr>
+        <w:t xml:space="preserve">■  </w:t>
+      </w:r>
+      <w:r>
+        <w:rPr>
+          <w:rFonts w:ascii="Calibri" w:cs="Calibri" w:eastAsia="Calibri" w:hAnsi="Calibri"/>
           <w:b/>
           <w:bCs/>
-          <w:color w:val="1D1D1B"/>
-          <w:sz w:val="28"/>
-          <w:szCs w:val="28"/>
-        </w:rPr>
-        <w:t xml:space="preserve">¿QUÉ LOGRARÁS?</w:t>
+          <w:color w:val="183A43"/>
+          <w:sz w:val="30"/>
+          <w:szCs w:val="30"/>
+        </w:rPr>
+        <w:t xml:space="preserve">¿Qué lograrás?</w:t>
       </w:r>
     </w:p>
     <w:tbl>
@@ -364,11 +371,11 @@
             <w:tcW w:type="dxa" w:w="10080"/>
             <w:tcBorders>
               <w:top w:val="none" w:color="FFFFFF" w:sz="0"/>
-              <w:left w:val="single" w:color="1D1D1B" w:sz="24"/>
+              <w:left w:val="single" w:color="F37012" w:sz="24"/>
               <w:bottom w:val="none" w:color="FFFFFF" w:sz="0"/>
               <w:right w:val="none" w:color="FFFFFF" w:sz="0"/>
             </w:tcBorders>
-            <w:shd w:fill="EDEDEB" w:color="auto" w:val="clear"/>
+            <w:shd w:fill="EEEBF8" w:color="auto" w:val="clear"/>
             <w:tcMar>
               <w:top w:type="dxa" w:w="160"/>
               <w:left w:type="dxa" w:w="240"/>
@@ -385,7 +392,7 @@
                 <w:rFonts w:ascii="Calibri" w:cs="Calibri" w:eastAsia="Calibri" w:hAnsi="Calibri"/>
                 <w:b/>
                 <w:bCs/>
-                <w:color w:val="1D1D1B"/>
+                <w:color w:val="52656A"/>
                 <w:spacing w:val="20"/>
                 <w:sz w:val="17"/>
                 <w:szCs w:val="17"/>
@@ -400,7 +407,7 @@
             <w:r>
               <w:rPr>
                 <w:rFonts w:ascii="Calibri" w:cs="Calibri" w:eastAsia="Calibri" w:hAnsi="Calibri"/>
-                <w:color w:val="1D1D1B"/>
+                <w:color w:val="183A43"/>
                 <w:sz w:val="23"/>
                 <w:szCs w:val="23"/>
               </w:rPr>
@@ -420,20 +427,29 @@
         <w:pStyle w:val="Heading1"/>
         <w:keepNext/>
         <w:pBdr>
-          <w:bottom w:val="single" w:color="1D1D1B" w:sz="18" w:space="4"/>
+          <w:bottom w:val="single" w:color="CAD6D0" w:sz="4" w:space="4"/>
         </w:pBdr>
         <w:spacing w:after="160" w:before="360"/>
       </w:pPr>
       <w:r>
         <w:rPr>
           <w:rFonts w:ascii="Calibri" w:cs="Calibri" w:eastAsia="Calibri" w:hAnsi="Calibri"/>
+          <w:color w:val="F37012"/>
+          <w:sz w:val="24"/>
+          <w:szCs w:val="24"/>
+        </w:rPr>
+        <w:t xml:space="preserve">■  </w:t>
+      </w:r>
+      <w:r>
+        <w:rPr>
+          <w:rFonts w:ascii="Calibri" w:cs="Calibri" w:eastAsia="Calibri" w:hAnsi="Calibri"/>
           <w:b/>
           <w:bCs/>
-          <w:color w:val="1D1D1B"/>
-          <w:sz w:val="28"/>
-          <w:szCs w:val="28"/>
-        </w:rPr>
-        <w:t xml:space="preserve">PARA EMPEZAR</w:t>
+          <w:color w:val="183A43"/>
+          <w:sz w:val="30"/>
+          <w:szCs w:val="30"/>
+        </w:rPr>
+        <w:t xml:space="preserve">Para empezar</w:t>
       </w:r>
     </w:p>
     <w:p>
@@ -443,7 +459,7 @@
       <w:r>
         <w:rPr>
           <w:rFonts w:ascii="Calibri" w:cs="Calibri" w:eastAsia="Calibri" w:hAnsi="Calibri"/>
-          <w:color w:val="1D1D1B"/>
+          <w:color w:val="183A43"/>
           <w:sz w:val="22"/>
           <w:szCs w:val="22"/>
         </w:rPr>
@@ -457,7 +473,7 @@
       <w:r>
         <w:rPr>
           <w:rFonts w:ascii="Calibri" w:cs="Calibri" w:eastAsia="Calibri" w:hAnsi="Calibri"/>
-          <w:color w:val="1D1D1B"/>
+          <w:color w:val="183A43"/>
           <w:sz w:val="22"/>
           <w:szCs w:val="22"/>
         </w:rPr>
@@ -475,7 +491,7 @@
           <w:rFonts w:ascii="Calibri" w:cs="Calibri" w:eastAsia="Calibri" w:hAnsi="Calibri"/>
           <w:b/>
           <w:bCs/>
-          <w:color w:val="1D1D1B"/>
+          <w:color w:val="183A43"/>
           <w:sz w:val="23"/>
           <w:szCs w:val="23"/>
         </w:rPr>
@@ -494,7 +510,7 @@
       <w:r>
         <w:rPr>
           <w:rFonts w:ascii="Calibri" w:cs="Calibri" w:eastAsia="Calibri" w:hAnsi="Calibri"/>
-          <w:color w:val="1D1D1B"/>
+          <w:color w:val="183A43"/>
           <w:sz w:val="22"/>
           <w:szCs w:val="22"/>
         </w:rPr>
@@ -513,7 +529,7 @@
       <w:r>
         <w:rPr>
           <w:rFonts w:ascii="Calibri" w:cs="Calibri" w:eastAsia="Calibri" w:hAnsi="Calibri"/>
-          <w:color w:val="1D1D1B"/>
+          <w:color w:val="183A43"/>
           <w:sz w:val="22"/>
           <w:szCs w:val="22"/>
         </w:rPr>
@@ -525,20 +541,29 @@
         <w:pStyle w:val="Heading1"/>
         <w:keepNext/>
         <w:pBdr>
-          <w:bottom w:val="single" w:color="1D1D1B" w:sz="18" w:space="4"/>
+          <w:bottom w:val="single" w:color="CAD6D0" w:sz="4" w:space="4"/>
         </w:pBdr>
         <w:spacing w:after="160" w:before="360"/>
       </w:pPr>
       <w:r>
         <w:rPr>
           <w:rFonts w:ascii="Calibri" w:cs="Calibri" w:eastAsia="Calibri" w:hAnsi="Calibri"/>
+          <w:color w:val="F37012"/>
+          <w:sz w:val="24"/>
+          <w:szCs w:val="24"/>
+        </w:rPr>
+        <w:t xml:space="preserve">■  </w:t>
+      </w:r>
+      <w:r>
+        <w:rPr>
+          <w:rFonts w:ascii="Calibri" w:cs="Calibri" w:eastAsia="Calibri" w:hAnsi="Calibri"/>
           <w:b/>
           <w:bCs/>
-          <w:color w:val="1D1D1B"/>
-          <w:sz w:val="28"/>
-          <w:szCs w:val="28"/>
-        </w:rPr>
-        <w:t xml:space="preserve">PASO A PASO</w:t>
+          <w:color w:val="183A43"/>
+          <w:sz w:val="30"/>
+          <w:szCs w:val="30"/>
+        </w:rPr>
+        <w:t xml:space="preserve">Paso a paso</w:t>
       </w:r>
     </w:p>
     <w:p>
@@ -546,9 +571,9 @@
         <w:pStyle w:val="Heading2"/>
         <w:keepNext/>
         <w:pBdr>
-          <w:left w:val="single" w:color="1D1D1B" w:sz="36" w:space="8"/>
+          <w:left w:val="single" w:color="F37012" w:sz="36" w:space="8"/>
         </w:pBdr>
-        <w:shd w:fill="EDEDEB" w:color="auto" w:val="clear"/>
+        <w:shd w:fill="F1F4F0" w:color="auto" w:val="clear"/>
         <w:spacing w:after="100" w:before="280"/>
         <w:ind w:left="160"/>
       </w:pPr>
@@ -557,7 +582,7 @@
           <w:rFonts w:ascii="Calibri" w:cs="Calibri" w:eastAsia="Calibri" w:hAnsi="Calibri"/>
           <w:b/>
           <w:bCs/>
-          <w:color w:val="1D1D1B"/>
+          <w:color w:val="52656A"/>
           <w:spacing w:val="20"/>
           <w:sz w:val="18"/>
           <w:szCs w:val="18"/>
@@ -575,7 +600,7 @@
           <w:rFonts w:ascii="Calibri" w:cs="Calibri" w:eastAsia="Calibri" w:hAnsi="Calibri"/>
           <w:b/>
           <w:bCs/>
-          <w:color w:val="1D1D1B"/>
+          <w:color w:val="183A43"/>
           <w:sz w:val="24"/>
           <w:szCs w:val="24"/>
         </w:rPr>
@@ -594,7 +619,7 @@
       <w:r>
         <w:rPr>
           <w:rFonts w:ascii="Calibri" w:cs="Calibri" w:eastAsia="Calibri" w:hAnsi="Calibri"/>
-          <w:color w:val="1D1D1B"/>
+          <w:color w:val="183A43"/>
           <w:sz w:val="22"/>
           <w:szCs w:val="22"/>
         </w:rPr>
@@ -613,7 +638,7 @@
       <w:r>
         <w:rPr>
           <w:rFonts w:ascii="Calibri" w:cs="Calibri" w:eastAsia="Calibri" w:hAnsi="Calibri"/>
-          <w:color w:val="1D1D1B"/>
+          <w:color w:val="183A43"/>
           <w:sz w:val="22"/>
           <w:szCs w:val="22"/>
         </w:rPr>
@@ -632,7 +657,7 @@
       <w:r>
         <w:rPr>
           <w:rFonts w:ascii="Calibri" w:cs="Calibri" w:eastAsia="Calibri" w:hAnsi="Calibri"/>
-          <w:color w:val="1D1D1B"/>
+          <w:color w:val="183A43"/>
           <w:sz w:val="22"/>
           <w:szCs w:val="22"/>
         </w:rPr>
@@ -661,11 +686,11 @@
             <w:tcW w:type="dxa" w:w="10080"/>
             <w:tcBorders>
               <w:top w:val="none" w:color="FFFFFF" w:sz="0"/>
-              <w:left w:val="single" w:color="EF7D00" w:sz="24"/>
+              <w:left w:val="single" w:color="F37012" w:sz="24"/>
               <w:bottom w:val="none" w:color="FFFFFF" w:sz="0"/>
               <w:right w:val="none" w:color="FFFFFF" w:sz="0"/>
             </w:tcBorders>
-            <w:shd w:fill="FFF4DC" w:color="auto" w:val="clear"/>
+            <w:shd w:fill="E8F2E9" w:color="auto" w:val="clear"/>
             <w:tcMar>
               <w:top w:type="dxa" w:w="160"/>
               <w:left w:type="dxa" w:w="240"/>
@@ -682,7 +707,7 @@
                 <w:rFonts w:ascii="Calibri" w:cs="Calibri" w:eastAsia="Calibri" w:hAnsi="Calibri"/>
                 <w:b/>
                 <w:bCs/>
-                <w:color w:val="8A5A00"/>
+                <w:color w:val="52656A"/>
                 <w:spacing w:val="20"/>
                 <w:sz w:val="17"/>
                 <w:szCs w:val="17"/>
@@ -697,7 +722,7 @@
             <w:r>
               <w:rPr>
                 <w:rFonts w:ascii="Calibri" w:cs="Calibri" w:eastAsia="Calibri" w:hAnsi="Calibri"/>
-                <w:color w:val="1D1D1B"/>
+                <w:color w:val="183A43"/>
                 <w:sz w:val="22"/>
                 <w:szCs w:val="22"/>
               </w:rPr>
@@ -717,9 +742,9 @@
         <w:pStyle w:val="Heading2"/>
         <w:keepNext/>
         <w:pBdr>
-          <w:left w:val="single" w:color="1D1D1B" w:sz="36" w:space="8"/>
+          <w:left w:val="single" w:color="F37012" w:sz="36" w:space="8"/>
         </w:pBdr>
-        <w:shd w:fill="EDEDEB" w:color="auto" w:val="clear"/>
+        <w:shd w:fill="F1F4F0" w:color="auto" w:val="clear"/>
         <w:spacing w:after="100" w:before="280"/>
         <w:ind w:left="160"/>
       </w:pPr>
@@ -728,7 +753,7 @@
           <w:rFonts w:ascii="Calibri" w:cs="Calibri" w:eastAsia="Calibri" w:hAnsi="Calibri"/>
           <w:b/>
           <w:bCs/>
-          <w:color w:val="1D1D1B"/>
+          <w:color w:val="52656A"/>
           <w:spacing w:val="20"/>
           <w:sz w:val="18"/>
           <w:szCs w:val="18"/>
@@ -746,7 +771,7 @@
           <w:rFonts w:ascii="Calibri" w:cs="Calibri" w:eastAsia="Calibri" w:hAnsi="Calibri"/>
           <w:b/>
           <w:bCs/>
-          <w:color w:val="1D1D1B"/>
+          <w:color w:val="183A43"/>
           <w:sz w:val="24"/>
           <w:szCs w:val="24"/>
         </w:rPr>
@@ -765,7 +790,7 @@
       <w:r>
         <w:rPr>
           <w:rFonts w:ascii="Calibri" w:cs="Calibri" w:eastAsia="Calibri" w:hAnsi="Calibri"/>
-          <w:color w:val="1D1D1B"/>
+          <w:color w:val="183A43"/>
           <w:sz w:val="22"/>
           <w:szCs w:val="22"/>
         </w:rPr>
@@ -784,7 +809,7 @@
       <w:r>
         <w:rPr>
           <w:rFonts w:ascii="Calibri" w:cs="Calibri" w:eastAsia="Calibri" w:hAnsi="Calibri"/>
-          <w:color w:val="1D1D1B"/>
+          <w:color w:val="183A43"/>
           <w:sz w:val="22"/>
           <w:szCs w:val="22"/>
         </w:rPr>
@@ -796,9 +821,9 @@
         <w:pStyle w:val="Heading2"/>
         <w:keepNext/>
         <w:pBdr>
-          <w:left w:val="single" w:color="1D1D1B" w:sz="36" w:space="8"/>
+          <w:left w:val="single" w:color="F37012" w:sz="36" w:space="8"/>
         </w:pBdr>
-        <w:shd w:fill="EDEDEB" w:color="auto" w:val="clear"/>
+        <w:shd w:fill="F1F4F0" w:color="auto" w:val="clear"/>
         <w:spacing w:after="100" w:before="280"/>
         <w:ind w:left="160"/>
       </w:pPr>
@@ -807,7 +832,7 @@
           <w:rFonts w:ascii="Calibri" w:cs="Calibri" w:eastAsia="Calibri" w:hAnsi="Calibri"/>
           <w:b/>
           <w:bCs/>
-          <w:color w:val="1D1D1B"/>
+          <w:color w:val="52656A"/>
           <w:spacing w:val="20"/>
           <w:sz w:val="18"/>
           <w:szCs w:val="18"/>
@@ -825,7 +850,7 @@
           <w:rFonts w:ascii="Calibri" w:cs="Calibri" w:eastAsia="Calibri" w:hAnsi="Calibri"/>
           <w:b/>
           <w:bCs/>
-          <w:color w:val="1D1D1B"/>
+          <w:color w:val="183A43"/>
           <w:sz w:val="24"/>
           <w:szCs w:val="24"/>
         </w:rPr>
@@ -844,7 +869,7 @@
       <w:r>
         <w:rPr>
           <w:rFonts w:ascii="Calibri" w:cs="Calibri" w:eastAsia="Calibri" w:hAnsi="Calibri"/>
-          <w:color w:val="1D1D1B"/>
+          <w:color w:val="183A43"/>
           <w:sz w:val="22"/>
           <w:szCs w:val="22"/>
         </w:rPr>
@@ -863,7 +888,7 @@
       <w:r>
         <w:rPr>
           <w:rFonts w:ascii="Calibri" w:cs="Calibri" w:eastAsia="Calibri" w:hAnsi="Calibri"/>
-          <w:color w:val="1D1D1B"/>
+          <w:color w:val="183A43"/>
           <w:sz w:val="22"/>
           <w:szCs w:val="22"/>
         </w:rPr>
@@ -875,9 +900,9 @@
         <w:pStyle w:val="Heading2"/>
         <w:keepNext/>
         <w:pBdr>
-          <w:left w:val="single" w:color="1D1D1B" w:sz="36" w:space="8"/>
+          <w:left w:val="single" w:color="F37012" w:sz="36" w:space="8"/>
         </w:pBdr>
-        <w:shd w:fill="EDEDEB" w:color="auto" w:val="clear"/>
+        <w:shd w:fill="F1F4F0" w:color="auto" w:val="clear"/>
         <w:spacing w:after="100" w:before="280"/>
         <w:ind w:left="160"/>
       </w:pPr>
@@ -886,7 +911,7 @@
           <w:rFonts w:ascii="Calibri" w:cs="Calibri" w:eastAsia="Calibri" w:hAnsi="Calibri"/>
           <w:b/>
           <w:bCs/>
-          <w:color w:val="1D1D1B"/>
+          <w:color w:val="52656A"/>
           <w:spacing w:val="20"/>
           <w:sz w:val="18"/>
           <w:szCs w:val="18"/>
@@ -904,7 +929,7 @@
           <w:rFonts w:ascii="Calibri" w:cs="Calibri" w:eastAsia="Calibri" w:hAnsi="Calibri"/>
           <w:b/>
           <w:bCs/>
-          <w:color w:val="1D1D1B"/>
+          <w:color w:val="183A43"/>
           <w:sz w:val="24"/>
           <w:szCs w:val="24"/>
         </w:rPr>
@@ -923,7 +948,7 @@
       <w:r>
         <w:rPr>
           <w:rFonts w:ascii="Calibri" w:cs="Calibri" w:eastAsia="Calibri" w:hAnsi="Calibri"/>
-          <w:color w:val="1D1D1B"/>
+          <w:color w:val="183A43"/>
           <w:sz w:val="22"/>
           <w:szCs w:val="22"/>
         </w:rPr>
@@ -942,7 +967,7 @@
       <w:r>
         <w:rPr>
           <w:rFonts w:ascii="Calibri" w:cs="Calibri" w:eastAsia="Calibri" w:hAnsi="Calibri"/>
-          <w:color w:val="1D1D1B"/>
+          <w:color w:val="183A43"/>
           <w:sz w:val="22"/>
           <w:szCs w:val="22"/>
         </w:rPr>
@@ -961,7 +986,7 @@
       <w:r>
         <w:rPr>
           <w:rFonts w:ascii="Calibri" w:cs="Calibri" w:eastAsia="Calibri" w:hAnsi="Calibri"/>
-          <w:color w:val="1D1D1B"/>
+          <w:color w:val="183A43"/>
           <w:sz w:val="22"/>
           <w:szCs w:val="22"/>
         </w:rPr>
@@ -973,9 +998,9 @@
         <w:pStyle w:val="Heading2"/>
         <w:keepNext/>
         <w:pBdr>
-          <w:left w:val="single" w:color="1D1D1B" w:sz="36" w:space="8"/>
+          <w:left w:val="single" w:color="F37012" w:sz="36" w:space="8"/>
         </w:pBdr>
-        <w:shd w:fill="EDEDEB" w:color="auto" w:val="clear"/>
+        <w:shd w:fill="F1F4F0" w:color="auto" w:val="clear"/>
         <w:spacing w:after="100" w:before="280"/>
         <w:ind w:left="160"/>
       </w:pPr>
@@ -984,7 +1009,7 @@
           <w:rFonts w:ascii="Calibri" w:cs="Calibri" w:eastAsia="Calibri" w:hAnsi="Calibri"/>
           <w:b/>
           <w:bCs/>
-          <w:color w:val="1D1D1B"/>
+          <w:color w:val="52656A"/>
           <w:spacing w:val="20"/>
           <w:sz w:val="18"/>
           <w:szCs w:val="18"/>
@@ -1002,7 +1027,7 @@
           <w:rFonts w:ascii="Calibri" w:cs="Calibri" w:eastAsia="Calibri" w:hAnsi="Calibri"/>
           <w:b/>
           <w:bCs/>
-          <w:color w:val="1D1D1B"/>
+          <w:color w:val="183A43"/>
           <w:sz w:val="24"/>
           <w:szCs w:val="24"/>
         </w:rPr>
@@ -1021,7 +1046,7 @@
       <w:r>
         <w:rPr>
           <w:rFonts w:ascii="Calibri" w:cs="Calibri" w:eastAsia="Calibri" w:hAnsi="Calibri"/>
-          <w:color w:val="1D1D1B"/>
+          <w:color w:val="183A43"/>
           <w:sz w:val="22"/>
           <w:szCs w:val="22"/>
         </w:rPr>
@@ -1040,7 +1065,7 @@
       <w:r>
         <w:rPr>
           <w:rFonts w:ascii="Calibri" w:cs="Calibri" w:eastAsia="Calibri" w:hAnsi="Calibri"/>
-          <w:color w:val="1D1D1B"/>
+          <w:color w:val="183A43"/>
           <w:sz w:val="22"/>
           <w:szCs w:val="22"/>
         </w:rPr>
@@ -1052,9 +1077,9 @@
         <w:pStyle w:val="Heading2"/>
         <w:keepNext/>
         <w:pBdr>
-          <w:left w:val="single" w:color="1D1D1B" w:sz="36" w:space="8"/>
+          <w:left w:val="single" w:color="F37012" w:sz="36" w:space="8"/>
         </w:pBdr>
-        <w:shd w:fill="EDEDEB" w:color="auto" w:val="clear"/>
+        <w:shd w:fill="F1F4F0" w:color="auto" w:val="clear"/>
         <w:spacing w:after="100" w:before="280"/>
         <w:ind w:left="160"/>
       </w:pPr>
@@ -1063,7 +1088,7 @@
           <w:rFonts w:ascii="Calibri" w:cs="Calibri" w:eastAsia="Calibri" w:hAnsi="Calibri"/>
           <w:b/>
           <w:bCs/>
-          <w:color w:val="1D1D1B"/>
+          <w:color w:val="52656A"/>
           <w:spacing w:val="20"/>
           <w:sz w:val="18"/>
           <w:szCs w:val="18"/>
@@ -1081,7 +1106,7 @@
           <w:rFonts w:ascii="Calibri" w:cs="Calibri" w:eastAsia="Calibri" w:hAnsi="Calibri"/>
           <w:b/>
           <w:bCs/>
-          <w:color w:val="1D1D1B"/>
+          <w:color w:val="183A43"/>
           <w:sz w:val="24"/>
           <w:szCs w:val="24"/>
         </w:rPr>
@@ -1100,7 +1125,7 @@
       <w:r>
         <w:rPr>
           <w:rFonts w:ascii="Calibri" w:cs="Calibri" w:eastAsia="Calibri" w:hAnsi="Calibri"/>
-          <w:color w:val="1D1D1B"/>
+          <w:color w:val="183A43"/>
           <w:sz w:val="22"/>
           <w:szCs w:val="22"/>
         </w:rPr>
@@ -1119,7 +1144,7 @@
       <w:r>
         <w:rPr>
           <w:rFonts w:ascii="Calibri" w:cs="Calibri" w:eastAsia="Calibri" w:hAnsi="Calibri"/>
-          <w:color w:val="1D1D1B"/>
+          <w:color w:val="183A43"/>
           <w:sz w:val="22"/>
           <w:szCs w:val="22"/>
         </w:rPr>
@@ -1138,7 +1163,7 @@
       <w:r>
         <w:rPr>
           <w:rFonts w:ascii="Calibri" w:cs="Calibri" w:eastAsia="Calibri" w:hAnsi="Calibri"/>
-          <w:color w:val="1D1D1B"/>
+          <w:color w:val="183A43"/>
           <w:sz w:val="22"/>
           <w:szCs w:val="22"/>
         </w:rPr>
@@ -1150,32 +1175,41 @@
         <w:pStyle w:val="Heading1"/>
         <w:keepNext/>
         <w:pBdr>
-          <w:bottom w:val="single" w:color="1D1D1B" w:sz="18" w:space="4"/>
+          <w:bottom w:val="single" w:color="CAD6D0" w:sz="4" w:space="4"/>
         </w:pBdr>
         <w:spacing w:after="160" w:before="360"/>
       </w:pPr>
       <w:r>
         <w:rPr>
           <w:rFonts w:ascii="Calibri" w:cs="Calibri" w:eastAsia="Calibri" w:hAnsi="Calibri"/>
+          <w:color w:val="F37012"/>
+          <w:sz w:val="24"/>
+          <w:szCs w:val="24"/>
+        </w:rPr>
+        <w:t xml:space="preserve">■  </w:t>
+      </w:r>
+      <w:r>
+        <w:rPr>
+          <w:rFonts w:ascii="Calibri" w:cs="Calibri" w:eastAsia="Calibri" w:hAnsi="Calibri"/>
           <w:b/>
           <w:bCs/>
-          <w:color w:val="1D1D1B"/>
-          <w:sz w:val="28"/>
-          <w:szCs w:val="28"/>
-        </w:rPr>
-        <w:t xml:space="preserve">SEÑALES DE ALERTA Y ACCIONES</w:t>
+          <w:color w:val="183A43"/>
+          <w:sz w:val="30"/>
+          <w:szCs w:val="30"/>
+        </w:rPr>
+        <w:t xml:space="preserve">Señales de alerta y acciones</w:t>
       </w:r>
     </w:p>
     <w:tbl>
       <w:tblPr>
         <w:tblW w:type="dxa" w:w="10080"/>
         <w:tblBorders>
-          <w:top w:val="single" w:color="E2E2DF" w:sz="4"/>
-          <w:left w:val="single" w:color="E2E2DF" w:sz="4"/>
-          <w:bottom w:val="single" w:color="E2E2DF" w:sz="4"/>
-          <w:right w:val="single" w:color="E2E2DF" w:sz="4"/>
-          <w:insideH w:val="single" w:color="E2E2DF" w:sz="4"/>
-          <w:insideV w:val="single" w:color="E2E2DF" w:sz="4"/>
+          <w:top w:val="single" w:color="CAD6D0" w:sz="4"/>
+          <w:left w:val="single" w:color="CAD6D0" w:sz="4"/>
+          <w:bottom w:val="single" w:color="CAD6D0" w:sz="4"/>
+          <w:right w:val="single" w:color="CAD6D0" w:sz="4"/>
+          <w:insideH w:val="single" w:color="CAD6D0" w:sz="4"/>
+          <w:insideV w:val="single" w:color="CAD6D0" w:sz="4"/>
         </w:tblBorders>
         <w:tblLayout w:type="fixed"/>
       </w:tblPr>
@@ -1190,7 +1224,7 @@
         <w:tc>
           <w:tcPr>
             <w:tcW w:type="dxa" w:w="3629"/>
-            <w:shd w:fill="1D1D1B" w:color="auto" w:val="clear"/>
+            <w:shd w:fill="E8F2E9" w:color="auto" w:val="clear"/>
             <w:tcMar>
               <w:top w:type="dxa" w:w="100"/>
               <w:left w:type="dxa" w:w="140"/>
@@ -1207,7 +1241,7 @@
               <w:rPr>
                 <w:b/>
                 <w:bCs/>
-                <w:color w:val="FFFFFF"/>
+                <w:color w:val="183A43"/>
                 <w:sz w:val="20"/>
                 <w:szCs w:val="20"/>
               </w:rPr>
@@ -1218,7 +1252,7 @@
         <w:tc>
           <w:tcPr>
             <w:tcW w:type="dxa" w:w="6451"/>
-            <w:shd w:fill="1D1D1B" w:color="auto" w:val="clear"/>
+            <w:shd w:fill="E8F2E9" w:color="auto" w:val="clear"/>
             <w:tcMar>
               <w:top w:type="dxa" w:w="100"/>
               <w:left w:type="dxa" w:w="140"/>
@@ -1235,7 +1269,7 @@
               <w:rPr>
                 <w:b/>
                 <w:bCs/>
-                <w:color w:val="FFFFFF"/>
+                <w:color w:val="183A43"/>
                 <w:sz w:val="20"/>
                 <w:szCs w:val="20"/>
               </w:rPr>
@@ -1268,7 +1302,7 @@
               <w:rPr>
                 <w:b/>
                 <w:bCs/>
-                <w:color w:val="1D1D1B"/>
+                <w:color w:val="183A43"/>
                 <w:sz w:val="20"/>
                 <w:szCs w:val="20"/>
               </w:rPr>
@@ -1296,7 +1330,7 @@
               <w:rPr>
                 <w:b w:val="false"/>
                 <w:bCs w:val="false"/>
-                <w:color w:val="1D1D1B"/>
+                <w:color w:val="183A43"/>
                 <w:sz w:val="20"/>
                 <w:szCs w:val="20"/>
               </w:rPr>
@@ -1312,7 +1346,7 @@
         <w:tc>
           <w:tcPr>
             <w:tcW w:type="dxa" w:w="3629"/>
-            <w:shd w:fill="F4F4F2" w:color="auto" w:val="clear"/>
+            <w:shd w:fill="F1F4F0" w:color="auto" w:val="clear"/>
             <w:tcMar>
               <w:top w:type="dxa" w:w="100"/>
               <w:left w:type="dxa" w:w="140"/>
@@ -1329,7 +1363,7 @@
               <w:rPr>
                 <w:b/>
                 <w:bCs/>
-                <w:color w:val="1D1D1B"/>
+                <w:color w:val="183A43"/>
                 <w:sz w:val="20"/>
                 <w:szCs w:val="20"/>
               </w:rPr>
@@ -1340,7 +1374,7 @@
         <w:tc>
           <w:tcPr>
             <w:tcW w:type="dxa" w:w="6451"/>
-            <w:shd w:fill="F4F4F2" w:color="auto" w:val="clear"/>
+            <w:shd w:fill="F1F4F0" w:color="auto" w:val="clear"/>
             <w:tcMar>
               <w:top w:type="dxa" w:w="100"/>
               <w:left w:type="dxa" w:w="140"/>
@@ -1357,7 +1391,7 @@
               <w:rPr>
                 <w:b w:val="false"/>
                 <w:bCs w:val="false"/>
-                <w:color w:val="1D1D1B"/>
+                <w:color w:val="183A43"/>
                 <w:sz w:val="20"/>
                 <w:szCs w:val="20"/>
               </w:rPr>
@@ -1390,7 +1424,7 @@
               <w:rPr>
                 <w:b/>
                 <w:bCs/>
-                <w:color w:val="1D1D1B"/>
+                <w:color w:val="183A43"/>
                 <w:sz w:val="20"/>
                 <w:szCs w:val="20"/>
               </w:rPr>
@@ -1418,7 +1452,7 @@
               <w:rPr>
                 <w:b w:val="false"/>
                 <w:bCs w:val="false"/>
-                <w:color w:val="1D1D1B"/>
+                <w:color w:val="183A43"/>
                 <w:sz w:val="20"/>
                 <w:szCs w:val="20"/>
               </w:rPr>
@@ -1434,7 +1468,7 @@
         <w:tc>
           <w:tcPr>
             <w:tcW w:type="dxa" w:w="3629"/>
-            <w:shd w:fill="F4F4F2" w:color="auto" w:val="clear"/>
+            <w:shd w:fill="F1F4F0" w:color="auto" w:val="clear"/>
             <w:tcMar>
               <w:top w:type="dxa" w:w="100"/>
               <w:left w:type="dxa" w:w="140"/>
@@ -1451,7 +1485,7 @@
               <w:rPr>
                 <w:b/>
                 <w:bCs/>
-                <w:color w:val="1D1D1B"/>
+                <w:color w:val="183A43"/>
                 <w:sz w:val="20"/>
                 <w:szCs w:val="20"/>
               </w:rPr>
@@ -1462,7 +1496,7 @@
         <w:tc>
           <w:tcPr>
             <w:tcW w:type="dxa" w:w="6451"/>
-            <w:shd w:fill="F4F4F2" w:color="auto" w:val="clear"/>
+            <w:shd w:fill="F1F4F0" w:color="auto" w:val="clear"/>
             <w:tcMar>
               <w:top w:type="dxa" w:w="100"/>
               <w:left w:type="dxa" w:w="140"/>
@@ -1479,7 +1513,7 @@
               <w:rPr>
                 <w:b w:val="false"/>
                 <w:bCs w:val="false"/>
-                <w:color w:val="1D1D1B"/>
+                <w:color w:val="183A43"/>
                 <w:sz w:val="20"/>
                 <w:szCs w:val="20"/>
               </w:rPr>
@@ -1499,20 +1533,29 @@
         <w:pStyle w:val="Heading1"/>
         <w:keepNext/>
         <w:pBdr>
-          <w:bottom w:val="single" w:color="1D1D1B" w:sz="18" w:space="4"/>
+          <w:bottom w:val="single" w:color="CAD6D0" w:sz="4" w:space="4"/>
         </w:pBdr>
         <w:spacing w:after="160" w:before="360"/>
       </w:pPr>
       <w:r>
         <w:rPr>
           <w:rFonts w:ascii="Calibri" w:cs="Calibri" w:eastAsia="Calibri" w:hAnsi="Calibri"/>
+          <w:color w:val="F37012"/>
+          <w:sz w:val="24"/>
+          <w:szCs w:val="24"/>
+        </w:rPr>
+        <w:t xml:space="preserve">■  </w:t>
+      </w:r>
+      <w:r>
+        <w:rPr>
+          <w:rFonts w:ascii="Calibri" w:cs="Calibri" w:eastAsia="Calibri" w:hAnsi="Calibri"/>
           <w:b/>
           <w:bCs/>
-          <w:color w:val="1D1D1B"/>
-          <w:sz w:val="28"/>
-          <w:szCs w:val="28"/>
-        </w:rPr>
-        <w:t xml:space="preserve">BUENAS PRÁCTICAS</w:t>
+          <w:color w:val="183A43"/>
+          <w:sz w:val="30"/>
+          <w:szCs w:val="30"/>
+        </w:rPr>
+        <w:t xml:space="preserve">Buenas prácticas</w:t>
       </w:r>
     </w:p>
     <w:p>
@@ -1527,7 +1570,7 @@
       <w:r>
         <w:rPr>
           <w:rFonts w:ascii="Calibri" w:cs="Calibri" w:eastAsia="Calibri" w:hAnsi="Calibri"/>
-          <w:color w:val="1D1D1B"/>
+          <w:color w:val="183A43"/>
           <w:sz w:val="22"/>
           <w:szCs w:val="22"/>
         </w:rPr>
@@ -1546,7 +1589,7 @@
       <w:r>
         <w:rPr>
           <w:rFonts w:ascii="Calibri" w:cs="Calibri" w:eastAsia="Calibri" w:hAnsi="Calibri"/>
-          <w:color w:val="1D1D1B"/>
+          <w:color w:val="183A43"/>
           <w:sz w:val="22"/>
           <w:szCs w:val="22"/>
         </w:rPr>
@@ -1565,7 +1608,7 @@
       <w:r>
         <w:rPr>
           <w:rFonts w:ascii="Calibri" w:cs="Calibri" w:eastAsia="Calibri" w:hAnsi="Calibri"/>
-          <w:color w:val="1D1D1B"/>
+          <w:color w:val="183A43"/>
           <w:sz w:val="22"/>
           <w:szCs w:val="22"/>
         </w:rPr>
@@ -1577,32 +1620,41 @@
         <w:pStyle w:val="Heading1"/>
         <w:keepNext/>
         <w:pBdr>
-          <w:bottom w:val="single" w:color="1D1D1B" w:sz="18" w:space="4"/>
+          <w:bottom w:val="single" w:color="CAD6D0" w:sz="4" w:space="4"/>
         </w:pBdr>
         <w:spacing w:after="160" w:before="360"/>
       </w:pPr>
       <w:r>
         <w:rPr>
           <w:rFonts w:ascii="Calibri" w:cs="Calibri" w:eastAsia="Calibri" w:hAnsi="Calibri"/>
+          <w:color w:val="F37012"/>
+          <w:sz w:val="24"/>
+          <w:szCs w:val="24"/>
+        </w:rPr>
+        <w:t xml:space="preserve">■  </w:t>
+      </w:r>
+      <w:r>
+        <w:rPr>
+          <w:rFonts w:ascii="Calibri" w:cs="Calibri" w:eastAsia="Calibri" w:hAnsi="Calibri"/>
           <w:b/>
           <w:bCs/>
-          <w:color w:val="1D1D1B"/>
-          <w:sz w:val="28"/>
-          <w:szCs w:val="28"/>
-        </w:rPr>
-        <w:t xml:space="preserve">ERRORES FRECUENTES Y CÓMO RESOLVERLOS</w:t>
+          <w:color w:val="183A43"/>
+          <w:sz w:val="30"/>
+          <w:szCs w:val="30"/>
+        </w:rPr>
+        <w:t xml:space="preserve">Errores frecuentes y cómo resolverlos</w:t>
       </w:r>
     </w:p>
     <w:tbl>
       <w:tblPr>
         <w:tblW w:type="dxa" w:w="10080"/>
         <w:tblBorders>
-          <w:top w:val="single" w:color="E2E2DF" w:sz="4"/>
-          <w:left w:val="single" w:color="E2E2DF" w:sz="4"/>
-          <w:bottom w:val="single" w:color="E2E2DF" w:sz="4"/>
-          <w:right w:val="single" w:color="E2E2DF" w:sz="4"/>
-          <w:insideH w:val="single" w:color="E2E2DF" w:sz="4"/>
-          <w:insideV w:val="single" w:color="E2E2DF" w:sz="4"/>
+          <w:top w:val="single" w:color="CAD6D0" w:sz="4"/>
+          <w:left w:val="single" w:color="CAD6D0" w:sz="4"/>
+          <w:bottom w:val="single" w:color="CAD6D0" w:sz="4"/>
+          <w:right w:val="single" w:color="CAD6D0" w:sz="4"/>
+          <w:insideH w:val="single" w:color="CAD6D0" w:sz="4"/>
+          <w:insideV w:val="single" w:color="CAD6D0" w:sz="4"/>
         </w:tblBorders>
         <w:tblLayout w:type="fixed"/>
       </w:tblPr>
@@ -1617,7 +1669,7 @@
         <w:tc>
           <w:tcPr>
             <w:tcW w:type="dxa" w:w="3629"/>
-            <w:shd w:fill="1D1D1B" w:color="auto" w:val="clear"/>
+            <w:shd w:fill="E8F2E9" w:color="auto" w:val="clear"/>
             <w:tcMar>
               <w:top w:type="dxa" w:w="100"/>
               <w:left w:type="dxa" w:w="140"/>
@@ -1634,7 +1686,7 @@
               <w:rPr>
                 <w:b/>
                 <w:bCs/>
-                <w:color w:val="FFFFFF"/>
+                <w:color w:val="183A43"/>
                 <w:sz w:val="20"/>
                 <w:szCs w:val="20"/>
               </w:rPr>
@@ -1645,7 +1697,7 @@
         <w:tc>
           <w:tcPr>
             <w:tcW w:type="dxa" w:w="6451"/>
-            <w:shd w:fill="1D1D1B" w:color="auto" w:val="clear"/>
+            <w:shd w:fill="E8F2E9" w:color="auto" w:val="clear"/>
             <w:tcMar>
               <w:top w:type="dxa" w:w="100"/>
               <w:left w:type="dxa" w:w="140"/>
@@ -1662,7 +1714,7 @@
               <w:rPr>
                 <w:b/>
                 <w:bCs/>
-                <w:color w:val="FFFFFF"/>
+                <w:color w:val="183A43"/>
                 <w:sz w:val="20"/>
                 <w:szCs w:val="20"/>
               </w:rPr>
@@ -1695,7 +1747,7 @@
               <w:rPr>
                 <w:b/>
                 <w:bCs/>
-                <w:color w:val="1D1D1B"/>
+                <w:color w:val="183A43"/>
                 <w:sz w:val="20"/>
                 <w:szCs w:val="20"/>
               </w:rPr>
@@ -1723,7 +1775,7 @@
               <w:rPr>
                 <w:b w:val="false"/>
                 <w:bCs w:val="false"/>
-                <w:color w:val="1D1D1B"/>
+                <w:color w:val="183A43"/>
                 <w:sz w:val="20"/>
                 <w:szCs w:val="20"/>
               </w:rPr>
@@ -1739,7 +1791,7 @@
         <w:tc>
           <w:tcPr>
             <w:tcW w:type="dxa" w:w="3629"/>
-            <w:shd w:fill="F4F4F2" w:color="auto" w:val="clear"/>
+            <w:shd w:fill="F1F4F0" w:color="auto" w:val="clear"/>
             <w:tcMar>
               <w:top w:type="dxa" w:w="100"/>
               <w:left w:type="dxa" w:w="140"/>
@@ -1756,7 +1808,7 @@
               <w:rPr>
                 <w:b/>
                 <w:bCs/>
-                <w:color w:val="1D1D1B"/>
+                <w:color w:val="183A43"/>
                 <w:sz w:val="20"/>
                 <w:szCs w:val="20"/>
               </w:rPr>
@@ -1767,7 +1819,7 @@
         <w:tc>
           <w:tcPr>
             <w:tcW w:type="dxa" w:w="6451"/>
-            <w:shd w:fill="F4F4F2" w:color="auto" w:val="clear"/>
+            <w:shd w:fill="F1F4F0" w:color="auto" w:val="clear"/>
             <w:tcMar>
               <w:top w:type="dxa" w:w="100"/>
               <w:left w:type="dxa" w:w="140"/>
@@ -1784,7 +1836,7 @@
               <w:rPr>
                 <w:b w:val="false"/>
                 <w:bCs w:val="false"/>
-                <w:color w:val="1D1D1B"/>
+                <w:color w:val="183A43"/>
                 <w:sz w:val="20"/>
                 <w:szCs w:val="20"/>
               </w:rPr>
@@ -1817,7 +1869,7 @@
               <w:rPr>
                 <w:b/>
                 <w:bCs/>
-                <w:color w:val="1D1D1B"/>
+                <w:color w:val="183A43"/>
                 <w:sz w:val="20"/>
                 <w:szCs w:val="20"/>
               </w:rPr>
@@ -1845,7 +1897,7 @@
               <w:rPr>
                 <w:b w:val="false"/>
                 <w:bCs w:val="false"/>
-                <w:color w:val="1D1D1B"/>
+                <w:color w:val="183A43"/>
                 <w:sz w:val="20"/>
                 <w:szCs w:val="20"/>
               </w:rPr>
@@ -1865,20 +1917,29 @@
         <w:pStyle w:val="Heading1"/>
         <w:keepNext/>
         <w:pBdr>
-          <w:bottom w:val="single" w:color="1D1D1B" w:sz="18" w:space="4"/>
+          <w:bottom w:val="single" w:color="CAD6D0" w:sz="4" w:space="4"/>
         </w:pBdr>
         <w:spacing w:after="160" w:before="360"/>
       </w:pPr>
       <w:r>
         <w:rPr>
           <w:rFonts w:ascii="Calibri" w:cs="Calibri" w:eastAsia="Calibri" w:hAnsi="Calibri"/>
+          <w:color w:val="F37012"/>
+          <w:sz w:val="24"/>
+          <w:szCs w:val="24"/>
+        </w:rPr>
+        <w:t xml:space="preserve">■  </w:t>
+      </w:r>
+      <w:r>
+        <w:rPr>
+          <w:rFonts w:ascii="Calibri" w:cs="Calibri" w:eastAsia="Calibri" w:hAnsi="Calibri"/>
           <w:b/>
           <w:bCs/>
-          <w:color w:val="1D1D1B"/>
-          <w:sz w:val="28"/>
-          <w:szCs w:val="28"/>
-        </w:rPr>
-        <w:t xml:space="preserve">RETO PRÁCTICO</w:t>
+          <w:color w:val="183A43"/>
+          <w:sz w:val="30"/>
+          <w:szCs w:val="30"/>
+        </w:rPr>
+        <w:t xml:space="preserve">Reto práctico</w:t>
       </w:r>
     </w:p>
     <w:tbl>
@@ -1903,11 +1964,11 @@
             <w:tcW w:type="dxa" w:w="10080"/>
             <w:tcBorders>
               <w:top w:val="none" w:color="FFFFFF" w:sz="0"/>
-              <w:left w:val="single" w:color="1D1D1B" w:sz="24"/>
+              <w:left w:val="single" w:color="183A43" w:sz="24"/>
               <w:bottom w:val="none" w:color="FFFFFF" w:sz="0"/>
               <w:right w:val="none" w:color="FFFFFF" w:sz="0"/>
             </w:tcBorders>
-            <w:shd w:fill="F4F4F2" w:color="auto" w:val="clear"/>
+            <w:shd w:fill="FFFFFF" w:color="auto" w:val="clear"/>
             <w:tcMar>
               <w:top w:type="dxa" w:w="160"/>
               <w:left w:type="dxa" w:w="240"/>
@@ -1924,7 +1985,7 @@
                 <w:rFonts w:ascii="Calibri" w:cs="Calibri" w:eastAsia="Calibri" w:hAnsi="Calibri"/>
                 <w:b/>
                 <w:bCs/>
-                <w:color w:val="1D1D1B"/>
+                <w:color w:val="52656A"/>
                 <w:spacing w:val="20"/>
                 <w:sz w:val="17"/>
                 <w:szCs w:val="17"/>
@@ -1939,7 +2000,7 @@
             <w:r>
               <w:rPr>
                 <w:rFonts w:ascii="Calibri" w:cs="Calibri" w:eastAsia="Calibri" w:hAnsi="Calibri"/>
-                <w:color w:val="1D1D1B"/>
+                <w:color w:val="183A43"/>
                 <w:sz w:val="22"/>
                 <w:szCs w:val="22"/>
               </w:rPr>
@@ -1959,20 +2020,29 @@
         <w:pStyle w:val="Heading1"/>
         <w:keepNext/>
         <w:pBdr>
-          <w:bottom w:val="single" w:color="1D1D1B" w:sz="18" w:space="4"/>
+          <w:bottom w:val="single" w:color="CAD6D0" w:sz="4" w:space="4"/>
         </w:pBdr>
         <w:spacing w:after="160" w:before="360"/>
       </w:pPr>
       <w:r>
         <w:rPr>
           <w:rFonts w:ascii="Calibri" w:cs="Calibri" w:eastAsia="Calibri" w:hAnsi="Calibri"/>
+          <w:color w:val="F37012"/>
+          <w:sz w:val="24"/>
+          <w:szCs w:val="24"/>
+        </w:rPr>
+        <w:t xml:space="preserve">■  </w:t>
+      </w:r>
+      <w:r>
+        <w:rPr>
+          <w:rFonts w:ascii="Calibri" w:cs="Calibri" w:eastAsia="Calibri" w:hAnsi="Calibri"/>
           <w:b/>
           <w:bCs/>
-          <w:color w:val="1D1D1B"/>
-          <w:sz w:val="28"/>
-          <w:szCs w:val="28"/>
-        </w:rPr>
-        <w:t xml:space="preserve">VERIFICA TU AVANCE</w:t>
+          <w:color w:val="183A43"/>
+          <w:sz w:val="30"/>
+          <w:szCs w:val="30"/>
+        </w:rPr>
+        <w:t xml:space="preserve">Verifica tu avance</w:t>
       </w:r>
     </w:p>
     <w:p>
@@ -1986,7 +2056,7 @@
       <w:r>
         <w:rPr>
           <w:rFonts w:ascii="Segoe UI Symbol" w:cs="Segoe UI Symbol" w:eastAsia="Segoe UI Symbol" w:hAnsi="Segoe UI Symbol"/>
-          <w:color w:val="5C5C5A"/>
+          <w:color w:val="52656A"/>
           <w:sz w:val="26"/>
           <w:szCs w:val="26"/>
         </w:rPr>
@@ -1995,7 +2065,7 @@
       <w:r>
         <w:rPr>
           <w:rFonts w:ascii="Calibri" w:cs="Calibri" w:eastAsia="Calibri" w:hAnsi="Calibri"/>
-          <w:color w:val="1D1D1B"/>
+          <w:color w:val="183A43"/>
           <w:sz w:val="22"/>
           <w:szCs w:val="22"/>
         </w:rPr>
@@ -2013,7 +2083,7 @@
       <w:r>
         <w:rPr>
           <w:rFonts w:ascii="Segoe UI Symbol" w:cs="Segoe UI Symbol" w:eastAsia="Segoe UI Symbol" w:hAnsi="Segoe UI Symbol"/>
-          <w:color w:val="5C5C5A"/>
+          <w:color w:val="52656A"/>
           <w:sz w:val="26"/>
           <w:szCs w:val="26"/>
         </w:rPr>
@@ -2022,7 +2092,7 @@
       <w:r>
         <w:rPr>
           <w:rFonts w:ascii="Calibri" w:cs="Calibri" w:eastAsia="Calibri" w:hAnsi="Calibri"/>
-          <w:color w:val="1D1D1B"/>
+          <w:color w:val="183A43"/>
           <w:sz w:val="22"/>
           <w:szCs w:val="22"/>
         </w:rPr>
@@ -2040,7 +2110,7 @@
       <w:r>
         <w:rPr>
           <w:rFonts w:ascii="Segoe UI Symbol" w:cs="Segoe UI Symbol" w:eastAsia="Segoe UI Symbol" w:hAnsi="Segoe UI Symbol"/>
-          <w:color w:val="5C5C5A"/>
+          <w:color w:val="52656A"/>
           <w:sz w:val="26"/>
           <w:szCs w:val="26"/>
         </w:rPr>
@@ -2049,7 +2119,7 @@
       <w:r>
         <w:rPr>
           <w:rFonts w:ascii="Calibri" w:cs="Calibri" w:eastAsia="Calibri" w:hAnsi="Calibri"/>
-          <w:color w:val="1D1D1B"/>
+          <w:color w:val="183A43"/>
           <w:sz w:val="22"/>
           <w:szCs w:val="22"/>
         </w:rPr>
@@ -2067,7 +2137,7 @@
       <w:r>
         <w:rPr>
           <w:rFonts w:ascii="Segoe UI Symbol" w:cs="Segoe UI Symbol" w:eastAsia="Segoe UI Symbol" w:hAnsi="Segoe UI Symbol"/>
-          <w:color w:val="5C5C5A"/>
+          <w:color w:val="52656A"/>
           <w:sz w:val="26"/>
           <w:szCs w:val="26"/>
         </w:rPr>
@@ -2076,7 +2146,7 @@
       <w:r>
         <w:rPr>
           <w:rFonts w:ascii="Calibri" w:cs="Calibri" w:eastAsia="Calibri" w:hAnsi="Calibri"/>
-          <w:color w:val="1D1D1B"/>
+          <w:color w:val="183A43"/>
           <w:sz w:val="22"/>
           <w:szCs w:val="22"/>
         </w:rPr>
@@ -2110,11 +2180,11 @@
             <w:tcW w:type="dxa" w:w="10080"/>
             <w:tcBorders>
               <w:top w:val="none" w:color="FFFFFF" w:sz="0"/>
-              <w:left w:val="single" w:color="EF7D00" w:sz="24"/>
+              <w:left w:val="single" w:color="F37012" w:sz="24"/>
               <w:bottom w:val="none" w:color="FFFFFF" w:sz="0"/>
               <w:right w:val="none" w:color="FFFFFF" w:sz="0"/>
             </w:tcBorders>
-            <w:shd w:fill="1D1D1B" w:color="auto" w:val="clear"/>
+            <w:shd w:fill="0D2227" w:color="auto" w:val="clear"/>
             <w:tcMar>
               <w:top w:type="dxa" w:w="240"/>
               <w:left w:type="dxa" w:w="300"/>
@@ -2131,7 +2201,7 @@
                 <w:rFonts w:ascii="Calibri" w:cs="Calibri" w:eastAsia="Calibri" w:hAnsi="Calibri"/>
                 <w:b/>
                 <w:bCs/>
-                <w:color w:val="EF7D00"/>
+                <w:color w:val="FFAD79"/>
                 <w:sz w:val="24"/>
                 <w:szCs w:val="24"/>
               </w:rPr>
@@ -2156,7 +2226,7 @@
             <w:r>
               <w:rPr>
                 <w:rFonts w:ascii="Calibri" w:cs="Calibri" w:eastAsia="Calibri" w:hAnsi="Calibri"/>
-                <w:color w:val="D1D5DB"/>
+                <w:color w:val="B4C4C6"/>
                 <w:sz w:val="18"/>
                 <w:szCs w:val="18"/>
               </w:rPr>
@@ -2226,7 +2296,7 @@
     <w:r>
       <w:rPr>
         <w:rFonts w:ascii="Calibri" w:cs="Calibri" w:eastAsia="Calibri" w:hAnsi="Calibri"/>
-        <w:color w:val="5C5C5A"/>
+        <w:color w:val="52656A"/>
         <w:sz w:val="16"/>
         <w:szCs w:val="16"/>
       </w:rPr>
@@ -2235,7 +2305,7 @@
     <w:r>
       <w:rPr>
         <w:rFonts w:ascii="Calibri" w:cs="Calibri" w:eastAsia="Calibri" w:hAnsi="Calibri"/>
-        <w:color w:val="5C5C5A"/>
+        <w:color w:val="52656A"/>
         <w:sz w:val="16"/>
         <w:szCs w:val="16"/>
       </w:rPr>
@@ -2244,7 +2314,7 @@
     <w:r>
       <w:rPr>
         <w:rFonts w:ascii="Calibri" w:cs="Calibri" w:eastAsia="Calibri" w:hAnsi="Calibri"/>
-        <w:color w:val="5C5C5A"/>
+        <w:color w:val="52656A"/>
         <w:sz w:val="16"/>
         <w:szCs w:val="16"/>
       </w:rPr>
@@ -2256,7 +2326,7 @@
     <w:r>
       <w:rPr>
         <w:rFonts w:ascii="Calibri" w:cs="Calibri" w:eastAsia="Calibri" w:hAnsi="Calibri"/>
-        <w:color w:val="5C5C5A"/>
+        <w:color w:val="52656A"/>
         <w:sz w:val="16"/>
         <w:szCs w:val="16"/>
       </w:rPr>
@@ -2265,7 +2335,7 @@
     <w:r>
       <w:rPr>
         <w:rFonts w:ascii="Calibri" w:cs="Calibri" w:eastAsia="Calibri" w:hAnsi="Calibri"/>
-        <w:color w:val="5C5C5A"/>
+        <w:color w:val="52656A"/>
         <w:sz w:val="16"/>
         <w:szCs w:val="16"/>
       </w:rPr>
@@ -2320,7 +2390,7 @@
   <w:p>
     <w:pPr>
       <w:pBdr>
-        <w:bottom w:val="single" w:color="E2E2DF" w:sz="4" w:space="6"/>
+        <w:bottom w:val="single" w:color="CAD6D0" w:sz="4" w:space="6"/>
       </w:pBdr>
       <w:tabs>
         <w:tab w:val="right" w:pos="10080"/>
@@ -2331,7 +2401,7 @@
         <w:rFonts w:ascii="Calibri" w:cs="Calibri" w:eastAsia="Calibri" w:hAnsi="Calibri"/>
         <w:b/>
         <w:bCs/>
-        <w:color w:val="A65200"/>
+        <w:color w:val="087F91"/>
         <w:sz w:val="17"/>
         <w:szCs w:val="17"/>
       </w:rPr>
@@ -2340,7 +2410,7 @@
     <w:r>
       <w:rPr>
         <w:rFonts w:ascii="Calibri" w:cs="Calibri" w:eastAsia="Calibri" w:hAnsi="Calibri"/>
-        <w:color w:val="5C5C5A"/>
+        <w:color w:val="52656A"/>
         <w:sz w:val="17"/>
         <w:szCs w:val="17"/>
       </w:rPr>
@@ -2351,7 +2421,7 @@
         <w:rFonts w:ascii="Calibri" w:cs="Calibri" w:eastAsia="Calibri" w:hAnsi="Calibri"/>
         <w:b/>
         <w:bCs/>
-        <w:color w:val="1D1D1B"/>
+        <w:color w:val="183A43"/>
         <w:sz w:val="17"/>
         <w:szCs w:val="17"/>
       </w:rPr>
@@ -2460,7 +2530,7 @@
       <w:rPr>
         <w:b/>
         <w:bCs/>
-        <w:color w:val="EF7D00"/>
+        <w:color w:val="F37012"/>
       </w:rPr>
     </w:lvl>
   </w:abstractNum>
@@ -2485,7 +2555,7 @@
     <w:rPrDefault>
       <w:rPr>
         <w:rFonts w:ascii="Calibri" w:cs="Calibri" w:eastAsia="Calibri" w:hAnsi="Calibri"/>
-        <w:color w:val="1D1D1B"/>
+        <w:color w:val="183A43"/>
         <w:sz w:val="22"/>
         <w:szCs w:val="22"/>
       </w:rPr>
@@ -2665,7 +2735,7 @@
       <w:rFonts w:ascii="Calibri" w:cs="Calibri" w:eastAsia="Calibri" w:hAnsi="Calibri"/>
       <w:b/>
       <w:bCs/>
-      <w:color w:val="1D1D1B"/>
+      <w:color w:val="183A43"/>
       <w:sz w:val="28"/>
       <w:szCs w:val="28"/>
     </w:rPr>
@@ -2682,7 +2752,7 @@
       <w:rFonts w:ascii="Calibri" w:cs="Calibri" w:eastAsia="Calibri" w:hAnsi="Calibri"/>
       <w:b/>
       <w:bCs/>
-      <w:color w:val="1D1D1B"/>
+      <w:color w:val="183A43"/>
       <w:sz w:val="24"/>
       <w:szCs w:val="24"/>
     </w:rPr>
@@ -2699,7 +2769,7 @@
       <w:rFonts w:ascii="Calibri" w:cs="Calibri" w:eastAsia="Calibri" w:hAnsi="Calibri"/>
       <w:b/>
       <w:bCs/>
-      <w:color w:val="1D1D1B"/>
+      <w:color w:val="183A43"/>
       <w:sz w:val="23"/>
       <w:szCs w:val="23"/>
     </w:rPr>

--- a/word/Capsula_11_Haz_seguimiento_a_tus_estudiantes.docx
+++ b/word/Capsula_11_Haz_seguimiento_a_tus_estudiantes.docx
@@ -2155,87 +2155,21 @@
     </w:p>
     <w:p>
       <w:pPr>
-        <w:spacing w:after="240" w:before="0"/>
-      </w:pPr>
-    </w:p>
-    <w:tbl>
-      <w:tblPr>
-        <w:tblW w:type="dxa" w:w="10080"/>
-        <w:tblBorders>
-          <w:top w:val="none" w:color="FFFFFF" w:sz="0"/>
-          <w:left w:val="none" w:color="FFFFFF" w:sz="0"/>
-          <w:bottom w:val="none" w:color="FFFFFF" w:sz="0"/>
-          <w:right w:val="none" w:color="FFFFFF" w:sz="0"/>
-          <w:insideH w:val="none" w:color="FFFFFF" w:sz="0"/>
-          <w:insideV w:val="none" w:color="FFFFFF" w:sz="0"/>
-        </w:tblBorders>
-        <w:tblLayout w:type="fixed"/>
-      </w:tblPr>
-      <w:tblGrid>
-        <w:gridCol w:w="10080"/>
-      </w:tblGrid>
-      <w:tr>
-        <w:tc>
-          <w:tcPr>
-            <w:tcW w:type="dxa" w:w="10080"/>
-            <w:tcBorders>
-              <w:top w:val="none" w:color="FFFFFF" w:sz="0"/>
-              <w:left w:val="single" w:color="F37012" w:sz="24"/>
-              <w:bottom w:val="none" w:color="FFFFFF" w:sz="0"/>
-              <w:right w:val="none" w:color="FFFFFF" w:sz="0"/>
-            </w:tcBorders>
-            <w:shd w:fill="0D2227" w:color="auto" w:val="clear"/>
-            <w:tcMar>
-              <w:top w:type="dxa" w:w="240"/>
-              <w:left w:type="dxa" w:w="300"/>
-              <w:bottom w:type="dxa" w:w="240"/>
-              <w:right w:type="dxa" w:w="300"/>
-            </w:tcMar>
-          </w:tcPr>
-          <w:p>
-            <w:pPr>
-              <w:spacing w:after="60"/>
-            </w:pPr>
-            <w:r>
-              <w:rPr>
-                <w:rFonts w:ascii="Calibri" w:cs="Calibri" w:eastAsia="Calibri" w:hAnsi="Calibri"/>
-                <w:b/>
-                <w:bCs/>
-                <w:color w:val="FFAD79"/>
-                <w:sz w:val="24"/>
-                <w:szCs w:val="24"/>
-              </w:rPr>
-              <w:t xml:space="preserve">¿Necesitas acompañamiento?</w:t>
-            </w:r>
-          </w:p>
-          <w:p>
-            <w:pPr>
-              <w:spacing w:after="60"/>
-            </w:pPr>
-            <w:r>
-              <w:rPr>
-                <w:rFonts w:ascii="Calibri" w:cs="Calibri" w:eastAsia="Calibri" w:hAnsi="Calibri"/>
-                <w:color w:val="FFFFFF"/>
-                <w:sz w:val="21"/>
-                <w:szCs w:val="21"/>
-              </w:rPr>
-              <w:t xml:space="preserve">El equipo del CEA te ayuda a implementar esta cápsula en tu curso.</w:t>
-            </w:r>
-          </w:p>
-          <w:p>
-            <w:r>
-              <w:rPr>
-                <w:rFonts w:ascii="Calibri" w:cs="Calibri" w:eastAsia="Calibri" w:hAnsi="Calibri"/>
-                <w:color w:val="B4C4C6"/>
-                <w:sz w:val="18"/>
-                <w:szCs w:val="18"/>
-              </w:rPr>
-              <w:t xml:space="preserve">CEA · Centro de Innovación Pedagógica y Educación Digital — Universidad de San Buenaventura Cali</w:t>
-            </w:r>
-          </w:p>
-        </w:tc>
-      </w:tr>
-    </w:tbl>
+        <w:pBdr>
+          <w:top w:val="single" w:color="CAD6D0" w:sz="4" w:space="8"/>
+        </w:pBdr>
+        <w:spacing w:before="360"/>
+      </w:pPr>
+      <w:r>
+        <w:rPr>
+          <w:rFonts w:ascii="Calibri" w:cs="Calibri" w:eastAsia="Calibri" w:hAnsi="Calibri"/>
+          <w:color w:val="52656A"/>
+          <w:sz w:val="18"/>
+          <w:szCs w:val="18"/>
+        </w:rPr>
+        <w:t xml:space="preserve">CEA · Centro de Innovación Pedagógica y Educación Digital — Universidad de San Buenaventura Cali</w:t>
+      </w:r>
+    </w:p>
     <w:sectPr>
       <w:headerReference w:type="default" r:id="rId6"/>
       <w:footerReference w:type="default" r:id="rId7"/>

--- a/word/Capsula_11_Haz_seguimiento_a_tus_estudiantes.docx
+++ b/word/Capsula_11_Haz_seguimiento_a_tus_estudiantes.docx
@@ -253,7 +253,7 @@
                 <w:sz w:val="15"/>
                 <w:szCs w:val="15"/>
               </w:rPr>
-              <w:t xml:space="preserve">TIEMPO DE LECTURA</w:t>
+              <w:t xml:space="preserve">TIEMPO ESTIMADO</w:t>
             </w:r>
           </w:p>
           <w:p>
@@ -266,7 +266,7 @@
                 <w:sz w:val="20"/>
                 <w:szCs w:val="20"/>
               </w:rPr>
-              <w:t xml:space="preserve">20 min</w:t>
+              <w:t xml:space="preserve">20 min (lectura + práctica)</w:t>
             </w:r>
           </w:p>
         </w:tc>
@@ -514,7 +514,7 @@
           <w:sz w:val="22"/>
           <w:szCs w:val="22"/>
         </w:rPr>
-        <w:t xml:space="preserve">Tener habilitado el rastreo de finalización (cápsula 10).</w:t>
+        <w:t xml:space="preserve">Tener habilitado el rastreo de finalización (cápsula 12).</w:t>
       </w:r>
     </w:p>
     <w:p>

--- a/word/Capsula_11_Haz_seguimiento_a_tus_estudiantes.docx
+++ b/word/Capsula_11_Haz_seguimiento_a_tus_estudiantes.docx
@@ -308,7 +308,7 @@
                 <w:sz w:val="20"/>
                 <w:szCs w:val="20"/>
               </w:rPr>
-              <w:t xml:space="preserve">Moodle 4.x</w:t>
+              <w:t xml:space="preserve">Moodle 4.5</w:t>
             </w:r>
           </w:p>
         </w:tc>
